--- a/labs/lab05.docx
+++ b/labs/lab05.docx
@@ -7,6 +7,13 @@
         <w:spacing w:after="0" w:line="259" w:lineRule="auto"/>
         <w:ind w:left="0" w:firstLine="0"/>
       </w:pPr>
+      <w:r>
+        <w:rPr>
+          <w:b/>
+          <w:sz w:val="41"/>
+        </w:rPr>
+        <w:t>n</w:t>
+      </w:r>
       <w:r>
         <w:rPr>
           <w:b/>
@@ -609,7 +616,13 @@
         <w:rPr>
           <w:i/>
         </w:rPr>
-        <w:t xml:space="preserve">straight line distance </w:t>
+        <w:t>straight-line</w:t>
+      </w:r>
+      <w:r>
+        <w:rPr>
+          <w:i/>
+        </w:rPr>
+        <w:t xml:space="preserve"> distance </w:t>
       </w:r>
       <w:r>
         <w:t>of its random walk. For such a simple process, there are an amazing variety of applications that use random walk algorithms</w:t>
@@ -809,7 +822,13 @@
         <w:t xml:space="preserve">random walks </w:t>
       </w:r>
       <w:r>
-        <w:t xml:space="preserve">in order to figure out how many steps it takes a randomly moving body to move a certain straight line distance from its starting point. </w:t>
+        <w:t xml:space="preserve">in order to figure out how many steps it takes a randomly moving body to move a certain </w:t>
+      </w:r>
+      <w:r>
+        <w:t>straight-line</w:t>
+      </w:r>
+      <w:r>
+        <w:t xml:space="preserve"> distance from its starting point. </w:t>
       </w:r>
     </w:p>
     <w:p>
@@ -828,11 +847,16 @@
           <w:b/>
           <w:bCs/>
         </w:rPr>
-        <w:lastRenderedPageBreak/>
         <w:t>Qu 1.</w:t>
       </w:r>
       <w:r>
-        <w:t xml:space="preserve"> (Answer in responses document) Suppose we are told the length of each step in a random walk and the number of steps taken. Can we determine the straight line distance of this random walk? Justify your answer in one or two sentences.</w:t>
+        <w:t xml:space="preserve"> (Answer in responses document) Suppose we are told the length of each step in a random walk and the number of steps taken. Can we determine the </w:t>
+      </w:r>
+      <w:r>
+        <w:t>straight-line</w:t>
+      </w:r>
+      <w:r>
+        <w:t xml:space="preserve"> distance of this random walk? Justify your answer in one or two sentences.</w:t>
       </w:r>
     </w:p>
     <w:p>
@@ -869,24 +893,171 @@
         <w:t xml:space="preserve">Stage 1. </w:t>
       </w:r>
       <w:r>
-        <w:t xml:space="preserve">Create your program file, randomWalk.py. Write a function </w:t>
-      </w:r>
-      <w:proofErr w:type="spellStart"/>
+        <w:t xml:space="preserve">Create your program file, </w:t>
+      </w:r>
+      <w:r>
+        <w:rPr>
+          <w:rStyle w:val="code"/>
+        </w:rPr>
+        <w:t>randomWalk.py</w:t>
+      </w:r>
+      <w:r>
+        <w:t>.</w:t>
+      </w:r>
+      <w:r>
+        <w:t xml:space="preserve"> Do not use the </w:t>
+      </w:r>
+      <w:r>
+        <w:rPr>
+          <w:rStyle w:val="code"/>
+        </w:rPr>
+        <w:t>graphics</w:t>
+      </w:r>
+      <w:r>
+        <w:rPr>
+          <w:rStyle w:val="code"/>
+        </w:rPr>
+        <w:t>.py</w:t>
+      </w:r>
+      <w:r>
+        <w:rPr>
+          <w:rStyle w:val="code"/>
+        </w:rPr>
+        <w:t xml:space="preserve"> </w:t>
+      </w:r>
+      <w:r>
+        <w:t xml:space="preserve">module for this lab. You must use the </w:t>
+      </w:r>
+      <w:r>
+        <w:rPr>
+          <w:rStyle w:val="code"/>
+        </w:rPr>
+        <w:t>turtle</w:t>
+      </w:r>
+      <w:r>
+        <w:t xml:space="preserve"> module</w:t>
+      </w:r>
+      <w:r>
+        <w:t xml:space="preserve"> – so put</w:t>
+      </w:r>
+      <w:r>
+        <w:t xml:space="preserve"> </w:t>
+      </w:r>
+      <w:r>
+        <w:rPr>
+          <w:rStyle w:val="code"/>
+        </w:rPr>
+        <w:t>import turtle</w:t>
+      </w:r>
+      <w:r>
+        <w:t xml:space="preserve"> at the top</w:t>
+      </w:r>
+      <w:r>
+        <w:t xml:space="preserve"> </w:t>
+      </w:r>
+      <w:r>
+        <w:t xml:space="preserve">of your </w:t>
+      </w:r>
+      <w:r>
+        <w:rPr>
+          <w:rStyle w:val="code"/>
+        </w:rPr>
+        <w:t>randomWalk.py</w:t>
+      </w:r>
+      <w:r>
+        <w:t xml:space="preserve"> file.</w:t>
+      </w:r>
+      <w:r>
+        <w:t xml:space="preserve"> Write a function </w:t>
+      </w:r>
+      <w:r>
+        <w:rPr>
+          <w:rStyle w:val="code"/>
+        </w:rPr>
+        <w:t>do_random_walk(t)</w:t>
+      </w:r>
+      <w:r>
+        <w:t>. This function has a single parameter</w:t>
+      </w:r>
+      <w:r>
+        <w:t xml:space="preserve"> </w:t>
+      </w:r>
+      <w:r>
+        <w:rPr>
+          <w:rStyle w:val="code"/>
+        </w:rPr>
+        <w:t>t</w:t>
+      </w:r>
+      <w:r>
+        <w:t xml:space="preserve">, which is the turtle object that performs the random walk. </w:t>
+      </w:r>
+      <w:r>
+        <w:t>Th</w:t>
+      </w:r>
+      <w:r>
+        <w:t>e</w:t>
+      </w:r>
+      <w:r>
+        <w:t xml:space="preserve"> function should first reset the turtle, which returns it to the center of the screen and erases any path drawn previously. Then,</w:t>
+      </w:r>
+      <w:r>
+        <w:t xml:space="preserve"> it should perform a random walk of 50 steps with a step length of 10 pixels.</w:t>
+      </w:r>
+      <w:r>
+        <w:t xml:space="preserve"> Test your function to verify that it appears to be working correctly.</w:t>
+      </w:r>
+    </w:p>
+    <w:p>
+      <w:pPr>
+        <w:spacing w:after="3"/>
+        <w:ind w:left="-5" w:right="4"/>
+      </w:pPr>
+    </w:p>
+    <w:p>
+      <w:pPr>
+        <w:spacing w:after="3"/>
+        <w:ind w:left="-5" w:right="4"/>
+      </w:pPr>
+      <w:r>
+        <w:rPr>
+          <w:b/>
+          <w:bCs/>
+        </w:rPr>
+        <w:t>Stage 2.</w:t>
+      </w:r>
+      <w:r>
+        <w:t xml:space="preserve"> Generalize the </w:t>
+      </w:r>
       <w:r>
         <w:rPr>
           <w:rStyle w:val="code"/>
         </w:rPr>
         <w:t>do_random_walk</w:t>
       </w:r>
-      <w:proofErr w:type="spellEnd"/>
-      <w:r>
-        <w:rPr>
-          <w:rStyle w:val="code"/>
-        </w:rPr>
-        <w:t>(t)</w:t>
-      </w:r>
-      <w:r>
-        <w:t>. This function has a single parameter</w:t>
+      <w:r>
+        <w:t xml:space="preserve"> function. Add parameters representing the number of steps and the step length. As always, test to verify that it is working before going on. This should be done at every stage of the development process, but will not be explicitly mentioned in the remainder of the lab.</w:t>
+      </w:r>
+    </w:p>
+    <w:p>
+      <w:pPr>
+        <w:spacing w:after="3"/>
+        <w:ind w:left="-5" w:right="4"/>
+      </w:pPr>
+    </w:p>
+    <w:p>
+      <w:pPr>
+        <w:spacing w:after="3"/>
+        <w:ind w:left="-5" w:right="4"/>
+      </w:pPr>
+      <w:r>
+        <w:rPr>
+          <w:b/>
+          <w:bCs/>
+        </w:rPr>
+        <w:t>Stage 3.</w:t>
+      </w:r>
+      <w:r>
+        <w:t xml:space="preserve"> Write a function</w:t>
       </w:r>
       <w:r>
         <w:t xml:space="preserve"> </w:t>
@@ -895,25 +1066,52 @@
         <w:rPr>
           <w:rStyle w:val="code"/>
         </w:rPr>
-        <w:t>t</w:t>
-      </w:r>
-      <w:r>
-        <w:t xml:space="preserve">, which is the turtle object that performs the random walk. </w:t>
-      </w:r>
-      <w:r>
-        <w:t>Th</w:t>
-      </w:r>
-      <w:r>
-        <w:t>e</w:t>
-      </w:r>
-      <w:r>
-        <w:t xml:space="preserve"> function should first reset the turtle, which returns it to the center of the screen and erases any path drawn previously. Then,</w:t>
-      </w:r>
-      <w:r>
-        <w:t xml:space="preserve"> it should perform a random walk of 50 steps with a step length of 10 pixels.</w:t>
-      </w:r>
-      <w:r>
-        <w:t xml:space="preserve"> Test your function to verify that it appears to be working correctly.</w:t>
+        <w:t>print_walk_distance(t, num_steps, step_length)</w:t>
+      </w:r>
+      <w:r>
+        <w:t xml:space="preserve">. This function prints the </w:t>
+      </w:r>
+      <w:r>
+        <w:t>straight-line</w:t>
+      </w:r>
+      <w:r>
+        <w:t xml:space="preserve"> distance of one random walk simulation, using the given turtle with the given number of steps and step length.</w:t>
+      </w:r>
+      <w:r>
+        <w:t xml:space="preserve"> You will need the </w:t>
+      </w:r>
+      <w:r>
+        <w:rPr>
+          <w:rStyle w:val="code"/>
+        </w:rPr>
+        <w:t>distance</w:t>
+      </w:r>
+      <w:r>
+        <w:t xml:space="preserve"> method from the turtle module, which you should read about in the online documentation. When testing, try a few very long walks of 1000 steps or more. You can make these run more quickly by adding the following statement near the start of your top-level code: </w:t>
+      </w:r>
+      <w:r>
+        <w:rPr>
+          <w:rStyle w:val="code"/>
+        </w:rPr>
+        <w:t>turtle.tracer(100, 0)</w:t>
+      </w:r>
+      <w:r>
+        <w:t xml:space="preserve">. Later on in the lab, continue to adjust the first argument of </w:t>
+      </w:r>
+      <w:r>
+        <w:rPr>
+          <w:rStyle w:val="code"/>
+        </w:rPr>
+        <w:t>turtle.tracer</w:t>
+      </w:r>
+      <w:r>
+        <w:t xml:space="preserve"> to change the speed of turtle animation. Larger values make it run faster.</w:t>
+      </w:r>
+      <w:r>
+        <w:t xml:space="preserve"> </w:t>
+      </w:r>
+      <w:r>
+        <w:t>See the supplementary study guide for a few more details on how to speed up turtle animations.</w:t>
       </w:r>
     </w:p>
     <w:p>
@@ -932,21 +1130,19 @@
           <w:b/>
           <w:bCs/>
         </w:rPr>
-        <w:t>Stage 2.</w:t>
-      </w:r>
-      <w:r>
-        <w:t xml:space="preserve"> Generalize the </w:t>
-      </w:r>
-      <w:proofErr w:type="spellStart"/>
-      <w:r>
-        <w:rPr>
-          <w:rStyle w:val="code"/>
-        </w:rPr>
-        <w:t>do_random_walk</w:t>
-      </w:r>
-      <w:proofErr w:type="spellEnd"/>
-      <w:r>
-        <w:t xml:space="preserve"> function. Add parameters representing the number of steps and the step length. As always, test to verify that it is working before going on. This should be done at every stage of the development process, but will not be explicitly mentioned in the remainder of the lab.</w:t>
+        <w:t>Qu 2.</w:t>
+      </w:r>
+      <w:r>
+        <w:t xml:space="preserve"> (Answer in responses document) Record the straight-line distances for five walks of 1000 steps</w:t>
+      </w:r>
+      <w:r>
+        <w:t>, with step length 3</w:t>
+      </w:r>
+      <w:r>
+        <w:t>. What is the average of these five distances and what is the largest deviation from the average?</w:t>
+      </w:r>
+      <w:r>
+        <w:t xml:space="preserve"> All calculations can be rounded to 2 decimal places.</w:t>
       </w:r>
     </w:p>
     <w:p>
@@ -965,98 +1161,34 @@
           <w:b/>
           <w:bCs/>
         </w:rPr>
-        <w:t>Stage 3.</w:t>
-      </w:r>
-      <w:r>
-        <w:t xml:space="preserve"> Write a function</w:t>
+        <w:t>Stage 4.</w:t>
       </w:r>
       <w:r>
         <w:t xml:space="preserve"> </w:t>
       </w:r>
-      <w:proofErr w:type="spellStart"/>
-      <w:r>
-        <w:rPr>
-          <w:rStyle w:val="code"/>
-        </w:rPr>
-        <w:t>print_walk_distance</w:t>
-      </w:r>
-      <w:proofErr w:type="spellEnd"/>
-      <w:r>
-        <w:rPr>
-          <w:rStyle w:val="code"/>
-        </w:rPr>
-        <w:t xml:space="preserve">(t, </w:t>
-      </w:r>
-      <w:proofErr w:type="spellStart"/>
-      <w:r>
-        <w:rPr>
-          <w:rStyle w:val="code"/>
-        </w:rPr>
-        <w:t>num_steps</w:t>
-      </w:r>
-      <w:proofErr w:type="spellEnd"/>
-      <w:r>
-        <w:rPr>
-          <w:rStyle w:val="code"/>
-        </w:rPr>
-        <w:t xml:space="preserve">, </w:t>
-      </w:r>
-      <w:proofErr w:type="spellStart"/>
-      <w:r>
-        <w:rPr>
-          <w:rStyle w:val="code"/>
-        </w:rPr>
-        <w:t>step_length</w:t>
-      </w:r>
-      <w:proofErr w:type="spellEnd"/>
-      <w:r>
-        <w:rPr>
-          <w:rStyle w:val="code"/>
-        </w:rPr>
-        <w:t>)</w:t>
-      </w:r>
-      <w:r>
-        <w:t>. This function prints the straight line distance of one random walk simulation, using the given turtle with the given number of steps and step length.</w:t>
-      </w:r>
-      <w:r>
-        <w:t xml:space="preserve"> You will need the </w:t>
-      </w:r>
-      <w:r>
-        <w:rPr>
-          <w:rStyle w:val="code"/>
-        </w:rPr>
-        <w:t>distance</w:t>
-      </w:r>
-      <w:r>
-        <w:t xml:space="preserve"> method from the turtle module, which you should read about in the online documentation. When testing, try a few very long walks of 1000 steps or more. You can make these run more quickly by adding the following statement near the start of your top-level code: </w:t>
-      </w:r>
-      <w:proofErr w:type="spellStart"/>
-      <w:r>
-        <w:rPr>
-          <w:rStyle w:val="code"/>
-        </w:rPr>
-        <w:t>turtle.tracer</w:t>
-      </w:r>
-      <w:proofErr w:type="spellEnd"/>
-      <w:r>
-        <w:rPr>
-          <w:rStyle w:val="code"/>
-        </w:rPr>
-        <w:t>(100, 0)</w:t>
-      </w:r>
-      <w:r>
-        <w:t xml:space="preserve">. Later on in the lab, continue to adjust the first argument of </w:t>
-      </w:r>
-      <w:proofErr w:type="spellStart"/>
-      <w:r>
-        <w:rPr>
-          <w:rStyle w:val="code"/>
-        </w:rPr>
-        <w:t>turtle.tracer</w:t>
-      </w:r>
-      <w:proofErr w:type="spellEnd"/>
-      <w:r>
-        <w:t xml:space="preserve"> to change the speed of turtle animation. Larger values make it run faster.</w:t>
+      <w:r>
+        <w:t>Write a function</w:t>
+      </w:r>
+      <w:r>
+        <w:t xml:space="preserve"> </w:t>
+      </w:r>
+      <w:r>
+        <w:rPr>
+          <w:rStyle w:val="code"/>
+        </w:rPr>
+        <w:t>print_average_distance(t, num_steps, step_length, num_walks)</w:t>
+      </w:r>
+      <w:r>
+        <w:t>.</w:t>
+      </w:r>
+      <w:r>
+        <w:t xml:space="preserve"> This function prints the average </w:t>
+      </w:r>
+      <w:r>
+        <w:t>straight-line</w:t>
+      </w:r>
+      <w:r>
+        <w:t xml:space="preserve"> distance of the given number of random walks.</w:t>
       </w:r>
     </w:p>
     <w:p>
@@ -1075,109 +1207,107 @@
           <w:b/>
           <w:bCs/>
         </w:rPr>
-        <w:t>Qu 2.</w:t>
-      </w:r>
-      <w:r>
-        <w:t xml:space="preserve"> (Answer in responses document) Record the straight-line distances for five walks of 1000 steps</w:t>
-      </w:r>
-      <w:r>
-        <w:t>, with step length 3</w:t>
-      </w:r>
-      <w:r>
-        <w:t>. What is the average of these five distances and what is the largest deviation from the average?</w:t>
-      </w:r>
-      <w:r>
-        <w:t xml:space="preserve"> All calculations can be rounded to 2 decimal places.</w:t>
-      </w:r>
-    </w:p>
-    <w:p>
-      <w:pPr>
-        <w:spacing w:after="3"/>
-        <w:ind w:left="-5" w:right="4"/>
-      </w:pPr>
-    </w:p>
-    <w:p>
-      <w:pPr>
-        <w:spacing w:after="3"/>
-        <w:ind w:left="-5" w:right="4"/>
-      </w:pPr>
+        <w:t xml:space="preserve">Qu </w:t>
+      </w:r>
       <w:r>
         <w:rPr>
           <w:b/>
           <w:bCs/>
         </w:rPr>
-        <w:t>Stage 4.</w:t>
-      </w:r>
-      <w:r>
-        <w:t xml:space="preserve"> </w:t>
-      </w:r>
-      <w:r>
-        <w:t>Write a function</w:t>
-      </w:r>
-      <w:r>
-        <w:t xml:space="preserve"> </w:t>
-      </w:r>
-      <w:proofErr w:type="spellStart"/>
+        <w:t>3</w:t>
+      </w:r>
+      <w:r>
+        <w:rPr>
+          <w:b/>
+          <w:bCs/>
+        </w:rPr>
+        <w:t>.</w:t>
+      </w:r>
+      <w:r>
+        <w:t xml:space="preserve"> (Answer in responses document) Record the average straight-line distances for five separate </w:t>
+      </w:r>
+      <w:r>
+        <w:t>experiments</w:t>
+      </w:r>
+      <w:r>
+        <w:t xml:space="preserve">. For each </w:t>
+      </w:r>
+      <w:r>
+        <w:t>experiment</w:t>
+      </w:r>
+      <w:r>
+        <w:t xml:space="preserve">, record the average </w:t>
+      </w:r>
+      <w:r>
+        <w:t>straight-line</w:t>
+      </w:r>
+      <w:r>
+        <w:t xml:space="preserve"> distance of 50 random walks. As in the earlier experiments, each random walk has 1000 steps, with step length 3. What is the average of these five </w:t>
+      </w:r>
+      <w:r>
+        <w:t>experiments</w:t>
+      </w:r>
+      <w:r>
+        <w:t>, and what is the largest deviation from the average? All calculations can be rounded to 2 decimal places.</w:t>
+      </w:r>
+    </w:p>
+    <w:p>
+      <w:pPr>
+        <w:spacing w:after="3"/>
+        <w:ind w:left="-5" w:right="4"/>
+      </w:pPr>
+    </w:p>
+    <w:p>
+      <w:pPr>
+        <w:spacing w:after="3"/>
+        <w:ind w:left="-5" w:right="4"/>
+      </w:pPr>
+      <w:r>
+        <w:rPr>
+          <w:b/>
+          <w:bCs/>
+        </w:rPr>
+        <w:t>Qu 4.</w:t>
+      </w:r>
+      <w:r>
+        <w:t xml:space="preserve"> (Answer in responses document) In two or three sentences, compare the results of the previous two questions and suggest explanations for any differences or similarities.</w:t>
+      </w:r>
+    </w:p>
+    <w:p>
+      <w:pPr>
+        <w:spacing w:after="3"/>
+        <w:ind w:left="-5" w:right="4"/>
+      </w:pPr>
+    </w:p>
+    <w:p>
+      <w:pPr>
+        <w:spacing w:after="3"/>
+        <w:ind w:left="-5" w:right="4"/>
+      </w:pPr>
+      <w:r>
+        <w:rPr>
+          <w:b/>
+          <w:bCs/>
+        </w:rPr>
+        <w:t>Qu 5.</w:t>
+      </w:r>
+      <w:r>
+        <w:t xml:space="preserve"> (Answer in responses document) Spend some time experimenting with your code to answer the following question. If we double the number of steps in the random walk, what is the average effect on the </w:t>
+      </w:r>
+      <w:r>
+        <w:t>straight-line</w:t>
+      </w:r>
+      <w:r>
+        <w:t xml:space="preserve"> distance of the random walk? It should be possible to form a reasonable hypothesis after a few minutes of experimentation with various calls to the </w:t>
+      </w:r>
       <w:r>
         <w:rPr>
           <w:rStyle w:val="code"/>
         </w:rPr>
         <w:t>print_average_distance</w:t>
       </w:r>
-      <w:proofErr w:type="spellEnd"/>
-      <w:r>
-        <w:rPr>
-          <w:rStyle w:val="code"/>
-        </w:rPr>
-        <w:t xml:space="preserve">(t, </w:t>
-      </w:r>
-      <w:proofErr w:type="spellStart"/>
-      <w:r>
-        <w:rPr>
-          <w:rStyle w:val="code"/>
-        </w:rPr>
-        <w:t>num_steps</w:t>
-      </w:r>
-      <w:proofErr w:type="spellEnd"/>
-      <w:r>
-        <w:rPr>
-          <w:rStyle w:val="code"/>
-        </w:rPr>
-        <w:t xml:space="preserve">, </w:t>
-      </w:r>
-      <w:proofErr w:type="spellStart"/>
-      <w:r>
-        <w:rPr>
-          <w:rStyle w:val="code"/>
-        </w:rPr>
-        <w:t>step_length</w:t>
-      </w:r>
-      <w:proofErr w:type="spellEnd"/>
-      <w:r>
-        <w:rPr>
-          <w:rStyle w:val="code"/>
-        </w:rPr>
-        <w:t xml:space="preserve">, </w:t>
-      </w:r>
-      <w:proofErr w:type="spellStart"/>
-      <w:r>
-        <w:rPr>
-          <w:rStyle w:val="code"/>
-        </w:rPr>
-        <w:t>num_walks</w:t>
-      </w:r>
-      <w:proofErr w:type="spellEnd"/>
-      <w:r>
-        <w:rPr>
-          <w:rStyle w:val="code"/>
-        </w:rPr>
-        <w:t>)</w:t>
-      </w:r>
-      <w:r>
-        <w:t>.</w:t>
-      </w:r>
-      <w:r>
-        <w:t xml:space="preserve"> This function prints the average straight line distance of the given number of random walks.</w:t>
+      <w:r>
+        <w:t xml:space="preserve"> function. Describe your results and your hypothesis in a paragraph of about 100 words.</w:t>
       </w:r>
     </w:p>
     <w:p>
@@ -1196,119 +1326,22 @@
           <w:b/>
           <w:bCs/>
         </w:rPr>
-        <w:t xml:space="preserve">Qu </w:t>
-      </w:r>
-      <w:r>
-        <w:rPr>
-          <w:b/>
-          <w:bCs/>
-        </w:rPr>
-        <w:t>3</w:t>
-      </w:r>
-      <w:r>
-        <w:rPr>
-          <w:b/>
-          <w:bCs/>
-        </w:rPr>
-        <w:t>.</w:t>
-      </w:r>
-      <w:r>
-        <w:t xml:space="preserve"> (Answer in responses document) Record the average straight-line distances for five separate </w:t>
-      </w:r>
-      <w:r>
-        <w:t>experiments</w:t>
-      </w:r>
-      <w:r>
-        <w:t xml:space="preserve">. For each </w:t>
-      </w:r>
-      <w:r>
-        <w:t>experiment</w:t>
-      </w:r>
-      <w:r>
-        <w:t xml:space="preserve">, record the average straight line distance of 50 random walks. As in the earlier experiments, each random walk has 1000 steps, with step length 3. What is the average of these five </w:t>
-      </w:r>
-      <w:r>
-        <w:t>experiments</w:t>
-      </w:r>
-      <w:r>
-        <w:t>, and what is the largest deviation from the average? All calculations can be rounded to 2 decimal places.</w:t>
-      </w:r>
-    </w:p>
-    <w:p>
-      <w:pPr>
-        <w:spacing w:after="3"/>
-        <w:ind w:left="-5" w:right="4"/>
-      </w:pPr>
-    </w:p>
-    <w:p>
-      <w:pPr>
-        <w:spacing w:after="3"/>
-        <w:ind w:left="-5" w:right="4"/>
-      </w:pPr>
-      <w:r>
-        <w:rPr>
-          <w:b/>
-          <w:bCs/>
-        </w:rPr>
-        <w:t>Qu 4.</w:t>
-      </w:r>
-      <w:r>
-        <w:t xml:space="preserve"> (Answer in responses document) In two or three sentences, compare the results of the previous two questions and suggest explanations for any differences or similarities.</w:t>
-      </w:r>
-    </w:p>
-    <w:p>
-      <w:pPr>
-        <w:spacing w:after="3"/>
-        <w:ind w:left="-5" w:right="4"/>
-      </w:pPr>
-    </w:p>
-    <w:p>
-      <w:pPr>
-        <w:spacing w:after="3"/>
-        <w:ind w:left="-5" w:right="4"/>
-      </w:pPr>
-      <w:r>
-        <w:rPr>
-          <w:b/>
-          <w:bCs/>
-        </w:rPr>
-        <w:t>Qu 5.</w:t>
-      </w:r>
-      <w:r>
-        <w:t xml:space="preserve"> (Answer in responses document) Spend some time experimenting with your code to answer the following question. If we double the number of steps in the random walk, what is the average effect on the straight line distance of the random walk? It should be possible to form a reasonable hypothesis after a few minutes of experimentation with various calls to the </w:t>
-      </w:r>
-      <w:proofErr w:type="spellStart"/>
-      <w:r>
-        <w:rPr>
-          <w:rStyle w:val="code"/>
-        </w:rPr>
-        <w:t>print_average_distance</w:t>
-      </w:r>
-      <w:proofErr w:type="spellEnd"/>
-      <w:r>
-        <w:t xml:space="preserve"> function. Describe your results and your hypothesis in a paragraph of about 100 words.</w:t>
-      </w:r>
-    </w:p>
-    <w:p>
-      <w:pPr>
-        <w:spacing w:after="3"/>
-        <w:ind w:left="-5" w:right="4"/>
-      </w:pPr>
-    </w:p>
-    <w:p>
-      <w:pPr>
-        <w:spacing w:after="3"/>
-        <w:ind w:left="-5" w:right="4"/>
-      </w:pPr>
-      <w:r>
-        <w:rPr>
-          <w:b/>
-          <w:bCs/>
-        </w:rPr>
         <w:t>Qu 6.</w:t>
       </w:r>
       <w:r>
-        <w:t xml:space="preserve"> (Answer in responses document) It can be shown mathematically that the straight line distance of a random walk is proportional to the square root of the number of steps in the walk. Therefore, when we double the number of steps, the straight line distance is expected to increase, on average, by a factor of</w:t>
+        <w:t xml:space="preserve"> (Answer in responses document) It can be shown mathematically that the </w:t>
+      </w:r>
+      <w:r>
+        <w:t>straight-line</w:t>
+      </w:r>
+      <w:r>
+        <w:t xml:space="preserve"> distance of a random walk is proportional to the square root of the number of steps in the walk. Therefore, when we double the number of steps, the </w:t>
+      </w:r>
+      <w:r>
+        <w:t>straight-line</w:t>
+      </w:r>
+      <w:r>
+        <w:t xml:space="preserve"> distance is expected to increase, on average, by a factor of</w:t>
       </w:r>
       <w:r>
         <w:t xml:space="preserve"> </w:t>
@@ -1363,7 +1396,6 @@
       <w:r>
         <w:t xml:space="preserve"> function </w:t>
       </w:r>
-      <w:proofErr w:type="spellStart"/>
       <w:r>
         <w:rPr>
           <w:rStyle w:val="code"/>
@@ -1371,7 +1403,6 @@
         </w:rPr>
         <w:t>graph_average_distances</w:t>
       </w:r>
-      <w:proofErr w:type="spellEnd"/>
       <w:r>
         <w:t xml:space="preserve"> given at the end of this lab. You will also need the following import statement at the top of your file: </w:t>
       </w:r>
@@ -1379,30 +1410,8 @@
         <w:rPr>
           <w:rStyle w:val="code"/>
         </w:rPr>
-        <w:t xml:space="preserve">import </w:t>
-      </w:r>
-      <w:proofErr w:type="spellStart"/>
-      <w:r>
-        <w:rPr>
-          <w:rStyle w:val="code"/>
-        </w:rPr>
-        <w:t>matplotlib.pyplot</w:t>
-      </w:r>
-      <w:proofErr w:type="spellEnd"/>
-      <w:r>
-        <w:rPr>
-          <w:rStyle w:val="code"/>
-        </w:rPr>
-        <w:t xml:space="preserve"> as </w:t>
-      </w:r>
-      <w:proofErr w:type="spellStart"/>
-      <w:r>
-        <w:rPr>
-          <w:rStyle w:val="code"/>
-        </w:rPr>
-        <w:t>plt</w:t>
-      </w:r>
-      <w:proofErr w:type="spellEnd"/>
+        <w:t>import matplotlib.pyplot as plt</w:t>
+      </w:r>
       <w:r>
         <w:t xml:space="preserve">. This requires the external library </w:t>
       </w:r>
@@ -1484,41 +1493,13 @@
           <w:lang w:val="fr-FR"/>
         </w:rPr>
       </w:pPr>
-      <w:proofErr w:type="spellStart"/>
       <w:r>
         <w:rPr>
           <w:rStyle w:val="code"/>
           <w:szCs w:val="20"/>
           <w:lang w:val="fr-FR"/>
         </w:rPr>
-        <w:t>def</w:t>
-      </w:r>
-      <w:proofErr w:type="spellEnd"/>
-      <w:r>
-        <w:rPr>
-          <w:rStyle w:val="code"/>
-          <w:szCs w:val="20"/>
-          <w:lang w:val="fr-FR"/>
-        </w:rPr>
-        <w:t xml:space="preserve"> </w:t>
-      </w:r>
-      <w:proofErr w:type="spellStart"/>
-      <w:r>
-        <w:rPr>
-          <w:rStyle w:val="code"/>
-          <w:szCs w:val="20"/>
-          <w:lang w:val="fr-FR"/>
-        </w:rPr>
-        <w:t>graph_average_distances</w:t>
-      </w:r>
-      <w:proofErr w:type="spellEnd"/>
-      <w:r>
-        <w:rPr>
-          <w:rStyle w:val="code"/>
-          <w:szCs w:val="20"/>
-          <w:lang w:val="fr-FR"/>
-        </w:rPr>
-        <w:t>(t):</w:t>
+        <w:t>def graph_average_distances(t):</w:t>
       </w:r>
     </w:p>
     <w:p>
@@ -1544,21 +1525,12 @@
         </w:rPr>
         <w:t xml:space="preserve">    </w:t>
       </w:r>
-      <w:proofErr w:type="spellStart"/>
-      <w:r>
-        <w:rPr>
-          <w:rStyle w:val="code"/>
-          <w:szCs w:val="20"/>
-        </w:rPr>
-        <w:t>num_data_pts</w:t>
-      </w:r>
-      <w:proofErr w:type="spellEnd"/>
-      <w:r>
-        <w:rPr>
-          <w:rStyle w:val="code"/>
-          <w:szCs w:val="20"/>
-        </w:rPr>
-        <w:t xml:space="preserve"> = 21  # number of data points to be graphed</w:t>
+      <w:r>
+        <w:rPr>
+          <w:rStyle w:val="code"/>
+          <w:szCs w:val="20"/>
+        </w:rPr>
+        <w:t>num_data_pts = 21  # number of data points to be graphed</w:t>
       </w:r>
     </w:p>
     <w:p>
@@ -1581,23 +1553,7 @@
           <w:rStyle w:val="code"/>
           <w:szCs w:val="20"/>
         </w:rPr>
-        <w:t xml:space="preserve">    </w:t>
-      </w:r>
-      <w:proofErr w:type="spellStart"/>
-      <w:r>
-        <w:rPr>
-          <w:rStyle w:val="code"/>
-          <w:szCs w:val="20"/>
-        </w:rPr>
-        <w:t>step_len</w:t>
-      </w:r>
-      <w:proofErr w:type="spellEnd"/>
-      <w:r>
-        <w:rPr>
-          <w:rStyle w:val="code"/>
-          <w:szCs w:val="20"/>
-        </w:rPr>
-        <w:t xml:space="preserve"> = 5  # step length for each random walk simulation</w:t>
+        <w:t xml:space="preserve">    step_len = 5  # step length for each random walk simulation</w:t>
       </w:r>
     </w:p>
     <w:p>
@@ -1620,23 +1576,7 @@
           <w:rStyle w:val="code"/>
           <w:szCs w:val="20"/>
         </w:rPr>
-        <w:t xml:space="preserve">    </w:t>
-      </w:r>
-      <w:proofErr w:type="spellStart"/>
-      <w:r>
-        <w:rPr>
-          <w:rStyle w:val="code"/>
-          <w:szCs w:val="20"/>
-        </w:rPr>
-        <w:t>num_steps_increase</w:t>
-      </w:r>
-      <w:proofErr w:type="spellEnd"/>
-      <w:r>
-        <w:rPr>
-          <w:rStyle w:val="code"/>
-          <w:szCs w:val="20"/>
-        </w:rPr>
-        <w:t xml:space="preserve"> = 50  # Each time we go to a new data point,</w:t>
+        <w:t xml:space="preserve">    num_steps_increase = 50  # Each time we go to a new data point,</w:t>
       </w:r>
     </w:p>
     <w:p>
@@ -1682,23 +1622,7 @@
           <w:rStyle w:val="code"/>
           <w:szCs w:val="20"/>
         </w:rPr>
-        <w:t xml:space="preserve">    </w:t>
-      </w:r>
-      <w:proofErr w:type="spellStart"/>
-      <w:r>
-        <w:rPr>
-          <w:rStyle w:val="code"/>
-          <w:szCs w:val="20"/>
-        </w:rPr>
-        <w:t>num_trials</w:t>
-      </w:r>
-      <w:proofErr w:type="spellEnd"/>
-      <w:r>
-        <w:rPr>
-          <w:rStyle w:val="code"/>
-          <w:szCs w:val="20"/>
-        </w:rPr>
-        <w:t xml:space="preserve"> = 25  # The number of random walks to be averaged for each data point</w:t>
+        <w:t xml:space="preserve">    num_trials = 25  # The number of random walks to be averaged for each data point</w:t>
       </w:r>
     </w:p>
     <w:p>
@@ -1799,39 +1723,7 @@
           <w:rStyle w:val="code"/>
           <w:szCs w:val="20"/>
         </w:rPr>
-        <w:t xml:space="preserve">    for </w:t>
-      </w:r>
-      <w:proofErr w:type="spellStart"/>
-      <w:r>
-        <w:rPr>
-          <w:rStyle w:val="code"/>
-          <w:szCs w:val="20"/>
-        </w:rPr>
-        <w:t>data_pt</w:t>
-      </w:r>
-      <w:proofErr w:type="spellEnd"/>
-      <w:r>
-        <w:rPr>
-          <w:rStyle w:val="code"/>
-          <w:szCs w:val="20"/>
-        </w:rPr>
-        <w:t xml:space="preserve"> in range(</w:t>
-      </w:r>
-      <w:proofErr w:type="spellStart"/>
-      <w:r>
-        <w:rPr>
-          <w:rStyle w:val="code"/>
-          <w:szCs w:val="20"/>
-        </w:rPr>
-        <w:t>num_data_pts</w:t>
-      </w:r>
-      <w:proofErr w:type="spellEnd"/>
-      <w:r>
-        <w:rPr>
-          <w:rStyle w:val="code"/>
-          <w:szCs w:val="20"/>
-        </w:rPr>
-        <w:t>):</w:t>
+        <w:t xml:space="preserve">    for data_pt in range(num_data_pts):</w:t>
       </w:r>
     </w:p>
     <w:p>
@@ -1854,49 +1746,8 @@
           <w:rStyle w:val="code"/>
           <w:szCs w:val="20"/>
         </w:rPr>
-        <w:t xml:space="preserve">        </w:t>
-      </w:r>
-      <w:proofErr w:type="spellStart"/>
-      <w:r>
-        <w:rPr>
-          <w:rStyle w:val="code"/>
-          <w:szCs w:val="20"/>
-        </w:rPr>
-        <w:t>num_steps</w:t>
-      </w:r>
-      <w:proofErr w:type="spellEnd"/>
-      <w:r>
-        <w:rPr>
-          <w:rStyle w:val="code"/>
-          <w:szCs w:val="20"/>
-        </w:rPr>
-        <w:t xml:space="preserve"> = </w:t>
-      </w:r>
-      <w:proofErr w:type="spellStart"/>
-      <w:r>
-        <w:rPr>
-          <w:rStyle w:val="code"/>
-          <w:szCs w:val="20"/>
-        </w:rPr>
-        <w:t>data_pt</w:t>
-      </w:r>
-      <w:proofErr w:type="spellEnd"/>
-      <w:r>
-        <w:rPr>
-          <w:rStyle w:val="code"/>
-          <w:szCs w:val="20"/>
-        </w:rPr>
-        <w:t xml:space="preserve"> * </w:t>
-      </w:r>
-      <w:proofErr w:type="spellStart"/>
-      <w:r>
-        <w:rPr>
-          <w:rStyle w:val="code"/>
-          <w:szCs w:val="20"/>
-        </w:rPr>
-        <w:t>num_steps_increase</w:t>
-      </w:r>
-      <w:proofErr w:type="spellEnd"/>
+        <w:t xml:space="preserve">        num_steps = data_pt * num_steps_increase</w:t>
+      </w:r>
     </w:p>
     <w:p>
       <w:pPr>
@@ -1918,23 +1769,7 @@
           <w:rStyle w:val="code"/>
           <w:szCs w:val="20"/>
         </w:rPr>
-        <w:t xml:space="preserve">        # Compute average distance for </w:t>
-      </w:r>
-      <w:proofErr w:type="spellStart"/>
-      <w:r>
-        <w:rPr>
-          <w:rStyle w:val="code"/>
-          <w:szCs w:val="20"/>
-        </w:rPr>
-        <w:t>num_trials</w:t>
-      </w:r>
-      <w:proofErr w:type="spellEnd"/>
-      <w:r>
-        <w:rPr>
-          <w:rStyle w:val="code"/>
-          <w:szCs w:val="20"/>
-        </w:rPr>
-        <w:t xml:space="preserve"> random walks</w:t>
+        <w:t xml:space="preserve">        # Compute average distance for num_trials random walks</w:t>
       </w:r>
     </w:p>
     <w:p>
@@ -1957,23 +1792,7 @@
           <w:rStyle w:val="code"/>
           <w:szCs w:val="20"/>
         </w:rPr>
-        <w:t xml:space="preserve">        </w:t>
-      </w:r>
-      <w:proofErr w:type="spellStart"/>
-      <w:r>
-        <w:rPr>
-          <w:rStyle w:val="code"/>
-          <w:szCs w:val="20"/>
-        </w:rPr>
-        <w:t>trial_dist</w:t>
-      </w:r>
-      <w:proofErr w:type="spellEnd"/>
-      <w:r>
-        <w:rPr>
-          <w:rStyle w:val="code"/>
-          <w:szCs w:val="20"/>
-        </w:rPr>
-        <w:t xml:space="preserve"> = 0.0</w:t>
+        <w:t xml:space="preserve">        trial_dist = 0.0</w:t>
       </w:r>
     </w:p>
     <w:p>
@@ -1996,23 +1815,7 @@
           <w:rStyle w:val="code"/>
           <w:szCs w:val="20"/>
         </w:rPr>
-        <w:t xml:space="preserve">        for _ in range(</w:t>
-      </w:r>
-      <w:proofErr w:type="spellStart"/>
-      <w:r>
-        <w:rPr>
-          <w:rStyle w:val="code"/>
-          <w:szCs w:val="20"/>
-        </w:rPr>
-        <w:t>num_trials</w:t>
-      </w:r>
-      <w:proofErr w:type="spellEnd"/>
-      <w:r>
-        <w:rPr>
-          <w:rStyle w:val="code"/>
-          <w:szCs w:val="20"/>
-        </w:rPr>
-        <w:t>):</w:t>
+        <w:t xml:space="preserve">        for _ in range(num_trials):</w:t>
       </w:r>
     </w:p>
     <w:p>
@@ -2035,23 +1838,7 @@
           <w:rStyle w:val="code"/>
           <w:szCs w:val="20"/>
         </w:rPr>
-        <w:t xml:space="preserve">            </w:t>
-      </w:r>
-      <w:proofErr w:type="spellStart"/>
-      <w:r>
-        <w:rPr>
-          <w:rStyle w:val="code"/>
-          <w:szCs w:val="20"/>
-        </w:rPr>
-        <w:t>do_random_walk</w:t>
-      </w:r>
-      <w:proofErr w:type="spellEnd"/>
-      <w:r>
-        <w:rPr>
-          <w:rStyle w:val="code"/>
-          <w:szCs w:val="20"/>
-        </w:rPr>
-        <w:t>(</w:t>
+        <w:t xml:space="preserve">            do_random_walk(</w:t>
       </w:r>
       <w:r>
         <w:rPr>
@@ -2065,39 +1852,7 @@
           <w:rStyle w:val="code"/>
           <w:szCs w:val="20"/>
         </w:rPr>
-        <w:t xml:space="preserve">, </w:t>
-      </w:r>
-      <w:proofErr w:type="spellStart"/>
-      <w:r>
-        <w:rPr>
-          <w:rStyle w:val="code"/>
-          <w:szCs w:val="20"/>
-        </w:rPr>
-        <w:t>num_steps</w:t>
-      </w:r>
-      <w:proofErr w:type="spellEnd"/>
-      <w:r>
-        <w:rPr>
-          <w:rStyle w:val="code"/>
-          <w:szCs w:val="20"/>
-        </w:rPr>
-        <w:t xml:space="preserve">, </w:t>
-      </w:r>
-      <w:proofErr w:type="spellStart"/>
-      <w:r>
-        <w:rPr>
-          <w:rStyle w:val="code"/>
-          <w:szCs w:val="20"/>
-        </w:rPr>
-        <w:t>step_len</w:t>
-      </w:r>
-      <w:proofErr w:type="spellEnd"/>
-      <w:r>
-        <w:rPr>
-          <w:rStyle w:val="code"/>
-          <w:szCs w:val="20"/>
-        </w:rPr>
-        <w:t>)</w:t>
+        <w:t>, num_steps, step_len)</w:t>
       </w:r>
     </w:p>
     <w:p>
@@ -2120,39 +1875,7 @@
           <w:rStyle w:val="code"/>
           <w:szCs w:val="20"/>
         </w:rPr>
-        <w:t xml:space="preserve">            </w:t>
-      </w:r>
-      <w:proofErr w:type="spellStart"/>
-      <w:r>
-        <w:rPr>
-          <w:rStyle w:val="code"/>
-          <w:szCs w:val="20"/>
-        </w:rPr>
-        <w:t>dist</w:t>
-      </w:r>
-      <w:proofErr w:type="spellEnd"/>
-      <w:r>
-        <w:rPr>
-          <w:rStyle w:val="code"/>
-          <w:szCs w:val="20"/>
-        </w:rPr>
-        <w:t xml:space="preserve"> = </w:t>
-      </w:r>
-      <w:proofErr w:type="spellStart"/>
-      <w:r>
-        <w:rPr>
-          <w:rStyle w:val="code"/>
-          <w:szCs w:val="20"/>
-        </w:rPr>
-        <w:t>t.distance</w:t>
-      </w:r>
-      <w:proofErr w:type="spellEnd"/>
-      <w:r>
-        <w:rPr>
-          <w:rStyle w:val="code"/>
-          <w:szCs w:val="20"/>
-        </w:rPr>
-        <w:t>(0, 0)</w:t>
+        <w:t xml:space="preserve">            dist = t.distance(0, 0)</w:t>
       </w:r>
     </w:p>
     <w:p>
@@ -2175,33 +1898,8 @@
           <w:rStyle w:val="code"/>
           <w:szCs w:val="20"/>
         </w:rPr>
-        <w:t xml:space="preserve">            </w:t>
-      </w:r>
-      <w:proofErr w:type="spellStart"/>
-      <w:r>
-        <w:rPr>
-          <w:rStyle w:val="code"/>
-          <w:szCs w:val="20"/>
-        </w:rPr>
-        <w:t>trial_dist</w:t>
-      </w:r>
-      <w:proofErr w:type="spellEnd"/>
-      <w:r>
-        <w:rPr>
-          <w:rStyle w:val="code"/>
-          <w:szCs w:val="20"/>
-        </w:rPr>
-        <w:t xml:space="preserve"> += </w:t>
-      </w:r>
-      <w:proofErr w:type="spellStart"/>
-      <w:r>
-        <w:rPr>
-          <w:rStyle w:val="code"/>
-          <w:szCs w:val="20"/>
-        </w:rPr>
-        <w:t>dist</w:t>
-      </w:r>
-      <w:proofErr w:type="spellEnd"/>
+        <w:t xml:space="preserve">            trial_dist += dist</w:t>
+      </w:r>
     </w:p>
     <w:p>
       <w:pPr>
@@ -2239,49 +1937,8 @@
           <w:rStyle w:val="code"/>
           <w:szCs w:val="20"/>
         </w:rPr>
-        <w:t xml:space="preserve">        </w:t>
-      </w:r>
-      <w:proofErr w:type="spellStart"/>
-      <w:r>
-        <w:rPr>
-          <w:rStyle w:val="code"/>
-          <w:szCs w:val="20"/>
-        </w:rPr>
-        <w:t>avg_dist</w:t>
-      </w:r>
-      <w:proofErr w:type="spellEnd"/>
-      <w:r>
-        <w:rPr>
-          <w:rStyle w:val="code"/>
-          <w:szCs w:val="20"/>
-        </w:rPr>
-        <w:t xml:space="preserve"> = </w:t>
-      </w:r>
-      <w:proofErr w:type="spellStart"/>
-      <w:r>
-        <w:rPr>
-          <w:rStyle w:val="code"/>
-          <w:szCs w:val="20"/>
-        </w:rPr>
-        <w:t>trial_dist</w:t>
-      </w:r>
-      <w:proofErr w:type="spellEnd"/>
-      <w:r>
-        <w:rPr>
-          <w:rStyle w:val="code"/>
-          <w:szCs w:val="20"/>
-        </w:rPr>
-        <w:t xml:space="preserve"> / </w:t>
-      </w:r>
-      <w:proofErr w:type="spellStart"/>
-      <w:r>
-        <w:rPr>
-          <w:rStyle w:val="code"/>
-          <w:szCs w:val="20"/>
-        </w:rPr>
-        <w:t>num_trials</w:t>
-      </w:r>
-      <w:proofErr w:type="spellEnd"/>
+        <w:t xml:space="preserve">        avg_dist = trial_dist / num_trials</w:t>
+      </w:r>
     </w:p>
     <w:p>
       <w:pPr>
@@ -2342,39 +1999,7 @@
           <w:rStyle w:val="code"/>
           <w:szCs w:val="20"/>
         </w:rPr>
-        <w:t xml:space="preserve">        </w:t>
-      </w:r>
-      <w:proofErr w:type="spellStart"/>
-      <w:r>
-        <w:rPr>
-          <w:rStyle w:val="code"/>
-          <w:szCs w:val="20"/>
-        </w:rPr>
-        <w:t>x.append</w:t>
-      </w:r>
-      <w:proofErr w:type="spellEnd"/>
-      <w:r>
-        <w:rPr>
-          <w:rStyle w:val="code"/>
-          <w:szCs w:val="20"/>
-        </w:rPr>
-        <w:t>(</w:t>
-      </w:r>
-      <w:proofErr w:type="spellStart"/>
-      <w:r>
-        <w:rPr>
-          <w:rStyle w:val="code"/>
-          <w:szCs w:val="20"/>
-        </w:rPr>
-        <w:t>num_steps</w:t>
-      </w:r>
-      <w:proofErr w:type="spellEnd"/>
-      <w:r>
-        <w:rPr>
-          <w:rStyle w:val="code"/>
-          <w:szCs w:val="20"/>
-        </w:rPr>
-        <w:t>)</w:t>
+        <w:t xml:space="preserve">        x.append(num_steps)</w:t>
       </w:r>
     </w:p>
     <w:p>
@@ -2397,39 +2022,7 @@
           <w:rStyle w:val="code"/>
           <w:szCs w:val="20"/>
         </w:rPr>
-        <w:t xml:space="preserve">        </w:t>
-      </w:r>
-      <w:proofErr w:type="spellStart"/>
-      <w:r>
-        <w:rPr>
-          <w:rStyle w:val="code"/>
-          <w:szCs w:val="20"/>
-        </w:rPr>
-        <w:t>y.append</w:t>
-      </w:r>
-      <w:proofErr w:type="spellEnd"/>
-      <w:r>
-        <w:rPr>
-          <w:rStyle w:val="code"/>
-          <w:szCs w:val="20"/>
-        </w:rPr>
-        <w:t>(</w:t>
-      </w:r>
-      <w:proofErr w:type="spellStart"/>
-      <w:r>
-        <w:rPr>
-          <w:rStyle w:val="code"/>
-          <w:szCs w:val="20"/>
-        </w:rPr>
-        <w:t>avg_dist</w:t>
-      </w:r>
-      <w:proofErr w:type="spellEnd"/>
-      <w:r>
-        <w:rPr>
-          <w:rStyle w:val="code"/>
-          <w:szCs w:val="20"/>
-        </w:rPr>
-        <w:t>)</w:t>
+        <w:t xml:space="preserve">        y.append(avg_dist)</w:t>
       </w:r>
     </w:p>
     <w:p>
@@ -2471,34 +2064,14 @@
         </w:rPr>
         <w:t xml:space="preserve">    </w:t>
       </w:r>
-      <w:proofErr w:type="spellStart"/>
       <w:r>
         <w:rPr>
           <w:rStyle w:val="code"/>
           <w:szCs w:val="20"/>
           <w:lang w:val="fr-FR"/>
         </w:rPr>
-        <w:t>plt.xlim</w:t>
-      </w:r>
-      <w:proofErr w:type="spellEnd"/>
-      <w:r>
-        <w:rPr>
-          <w:rStyle w:val="code"/>
-          <w:szCs w:val="20"/>
-          <w:lang w:val="fr-FR"/>
-        </w:rPr>
-        <w:t xml:space="preserve">([0, 1100])  # x-axis </w:t>
-      </w:r>
-      <w:proofErr w:type="spellStart"/>
-      <w:r>
-        <w:rPr>
-          <w:rStyle w:val="code"/>
-          <w:szCs w:val="20"/>
-          <w:lang w:val="fr-FR"/>
-        </w:rPr>
-        <w:t>limits</w:t>
-      </w:r>
-      <w:proofErr w:type="spellEnd"/>
+        <w:t>plt.xlim([0, 1100])  # x-axis limits</w:t>
+      </w:r>
     </w:p>
     <w:p>
       <w:pPr>
@@ -2522,36 +2095,8 @@
           <w:szCs w:val="20"/>
           <w:lang w:val="fr-FR"/>
         </w:rPr>
-        <w:t xml:space="preserve">    </w:t>
-      </w:r>
-      <w:proofErr w:type="spellStart"/>
-      <w:r>
-        <w:rPr>
-          <w:rStyle w:val="code"/>
-          <w:szCs w:val="20"/>
-          <w:lang w:val="fr-FR"/>
-        </w:rPr>
-        <w:t>plt.ylim</w:t>
-      </w:r>
-      <w:proofErr w:type="spellEnd"/>
-      <w:r>
-        <w:rPr>
-          <w:rStyle w:val="code"/>
-          <w:szCs w:val="20"/>
-          <w:lang w:val="fr-FR"/>
-        </w:rPr>
-        <w:t xml:space="preserve">([0, 300])  # y-axis </w:t>
-      </w:r>
-      <w:proofErr w:type="spellStart"/>
-      <w:r>
-        <w:rPr>
-          <w:rStyle w:val="code"/>
-          <w:szCs w:val="20"/>
-          <w:lang w:val="fr-FR"/>
-        </w:rPr>
-        <w:t>limits</w:t>
-      </w:r>
-      <w:proofErr w:type="spellEnd"/>
+        <w:t xml:space="preserve">    plt.ylim([0, 300])  # y-axis limits</w:t>
+      </w:r>
     </w:p>
     <w:p>
       <w:pPr>
@@ -2576,21 +2121,12 @@
         </w:rPr>
         <w:t xml:space="preserve">    </w:t>
       </w:r>
-      <w:proofErr w:type="spellStart"/>
-      <w:r>
-        <w:rPr>
-          <w:rStyle w:val="code"/>
-          <w:szCs w:val="20"/>
-        </w:rPr>
-        <w:t>plt.title</w:t>
-      </w:r>
-      <w:proofErr w:type="spellEnd"/>
-      <w:r>
-        <w:rPr>
-          <w:rStyle w:val="code"/>
-          <w:szCs w:val="20"/>
-        </w:rPr>
-        <w:t>('random walk distances')</w:t>
+      <w:r>
+        <w:rPr>
+          <w:rStyle w:val="code"/>
+          <w:szCs w:val="20"/>
+        </w:rPr>
+        <w:t>plt.title('random walk distances')</w:t>
       </w:r>
     </w:p>
     <w:p>
@@ -2613,23 +2149,7 @@
           <w:rStyle w:val="code"/>
           <w:szCs w:val="20"/>
         </w:rPr>
-        <w:t xml:space="preserve">    </w:t>
-      </w:r>
-      <w:proofErr w:type="spellStart"/>
-      <w:r>
-        <w:rPr>
-          <w:rStyle w:val="code"/>
-          <w:szCs w:val="20"/>
-        </w:rPr>
-        <w:t>plt.xlabel</w:t>
-      </w:r>
-      <w:proofErr w:type="spellEnd"/>
-      <w:r>
-        <w:rPr>
-          <w:rStyle w:val="code"/>
-          <w:szCs w:val="20"/>
-        </w:rPr>
-        <w:t>('number of steps')</w:t>
+        <w:t xml:space="preserve">    plt.xlabel('number of steps')</w:t>
       </w:r>
     </w:p>
     <w:p>
@@ -2652,23 +2172,7 @@
           <w:rStyle w:val="code"/>
           <w:szCs w:val="20"/>
         </w:rPr>
-        <w:t xml:space="preserve">    </w:t>
-      </w:r>
-      <w:proofErr w:type="spellStart"/>
-      <w:r>
-        <w:rPr>
-          <w:rStyle w:val="code"/>
-          <w:szCs w:val="20"/>
-        </w:rPr>
-        <w:t>plt.ylabel</w:t>
-      </w:r>
-      <w:proofErr w:type="spellEnd"/>
-      <w:r>
-        <w:rPr>
-          <w:rStyle w:val="code"/>
-          <w:szCs w:val="20"/>
-        </w:rPr>
-        <w:t>('avg distance from starting point')</w:t>
+        <w:t xml:space="preserve">    plt.ylabel('avg distance from starting point')</w:t>
       </w:r>
     </w:p>
     <w:p>
@@ -2691,23 +2195,7 @@
           <w:rStyle w:val="code"/>
           <w:szCs w:val="20"/>
         </w:rPr>
-        <w:t xml:space="preserve">    </w:t>
-      </w:r>
-      <w:proofErr w:type="spellStart"/>
-      <w:r>
-        <w:rPr>
-          <w:rStyle w:val="code"/>
-          <w:szCs w:val="20"/>
-        </w:rPr>
-        <w:t>plt.grid</w:t>
-      </w:r>
-      <w:proofErr w:type="spellEnd"/>
-      <w:r>
-        <w:rPr>
-          <w:rStyle w:val="code"/>
-          <w:szCs w:val="20"/>
-        </w:rPr>
-        <w:t>(True)</w:t>
+        <w:t xml:space="preserve">    plt.grid(True)</w:t>
       </w:r>
     </w:p>
     <w:p>
@@ -2730,23 +2218,7 @@
           <w:rStyle w:val="code"/>
           <w:szCs w:val="20"/>
         </w:rPr>
-        <w:t xml:space="preserve">    </w:t>
-      </w:r>
-      <w:proofErr w:type="spellStart"/>
-      <w:r>
-        <w:rPr>
-          <w:rStyle w:val="code"/>
-          <w:szCs w:val="20"/>
-        </w:rPr>
-        <w:t>plt.plot</w:t>
-      </w:r>
-      <w:proofErr w:type="spellEnd"/>
-      <w:r>
-        <w:rPr>
-          <w:rStyle w:val="code"/>
-          <w:szCs w:val="20"/>
-        </w:rPr>
-        <w:t>(x, y, 'r.')  # plot with red dots</w:t>
+        <w:t xml:space="preserve">    plt.plot(x, y, 'r.')  # plot with red dots</w:t>
       </w:r>
     </w:p>
     <w:p>
@@ -2769,23 +2241,7 @@
           <w:rStyle w:val="code"/>
           <w:szCs w:val="20"/>
         </w:rPr>
-        <w:t xml:space="preserve">    </w:t>
-      </w:r>
-      <w:proofErr w:type="spellStart"/>
-      <w:r>
-        <w:rPr>
-          <w:rStyle w:val="code"/>
-          <w:szCs w:val="20"/>
-        </w:rPr>
-        <w:t>plt.show</w:t>
-      </w:r>
-      <w:proofErr w:type="spellEnd"/>
-      <w:r>
-        <w:rPr>
-          <w:rStyle w:val="code"/>
-          <w:szCs w:val="20"/>
-        </w:rPr>
-        <w:t>()</w:t>
+        <w:t xml:space="preserve">    plt.show()</w:t>
       </w:r>
     </w:p>
     <w:p>

--- a/labs/lab05.docx
+++ b/labs/lab05.docx
@@ -7,6 +7,7 @@
         <w:spacing w:after="0" w:line="259" w:lineRule="auto"/>
         <w:ind w:left="0" w:firstLine="0"/>
       </w:pPr>
+      <w:proofErr w:type="spellStart"/>
       <w:r>
         <w:rPr>
           <w:b/>
@@ -19,7 +20,15 @@
           <w:b/>
           <w:sz w:val="41"/>
         </w:rPr>
-        <w:t>Lab 0</w:t>
+        <w:t>Lab</w:t>
+      </w:r>
+      <w:proofErr w:type="spellEnd"/>
+      <w:r>
+        <w:rPr>
+          <w:b/>
+          <w:sz w:val="41"/>
+        </w:rPr>
+        <w:t xml:space="preserve"> 0</w:t>
       </w:r>
       <w:r>
         <w:rPr>
@@ -198,8 +207,16 @@
         <w:rPr>
           <w:b/>
         </w:rPr>
-        <w:t>Instructor: John MacCormick</w:t>
-      </w:r>
+        <w:t xml:space="preserve">Instructor: John </w:t>
+      </w:r>
+      <w:proofErr w:type="spellStart"/>
+      <w:r>
+        <w:rPr>
+          <w:b/>
+        </w:rPr>
+        <w:t>MacCormick</w:t>
+      </w:r>
+      <w:proofErr w:type="spellEnd"/>
     </w:p>
     <w:p>
       <w:pPr>
@@ -605,27 +622,30 @@
       </w:r>
       <w:r>
         <w:rPr>
+          <w:iCs/>
+        </w:rPr>
+        <w:t xml:space="preserve">the </w:t>
+      </w:r>
+      <w:r>
+        <w:rPr>
           <w:i/>
         </w:rPr>
-        <w:t xml:space="preserve">the </w:t>
-      </w:r>
-      <w:r>
-        <w:t xml:space="preserve"> </w:t>
+        <w:t>straight-line</w:t>
       </w:r>
       <w:r>
         <w:rPr>
           <w:i/>
         </w:rPr>
-        <w:t>straight-line</w:t>
-      </w:r>
-      <w:r>
-        <w:rPr>
-          <w:i/>
-        </w:rPr>
         <w:t xml:space="preserve"> distance </w:t>
       </w:r>
       <w:r>
-        <w:t>of its random walk. For such a simple process, there are an amazing variety of applications that use random walk algorithms</w:t>
+        <w:t xml:space="preserve">of its random walk. For such a simple process, there </w:t>
+      </w:r>
+      <w:r>
+        <w:t xml:space="preserve">is </w:t>
+      </w:r>
+      <w:r>
+        <w:t>an amazing variety of applications that use random walk algorithms</w:t>
       </w:r>
       <w:r>
         <w:t>.</w:t>
@@ -645,7 +665,13 @@
         <w:ind w:right="4"/>
       </w:pPr>
       <w:r>
-        <w:t xml:space="preserve">Models of the stock marked are based on the </w:t>
+        <w:t>Models of the stock marke</w:t>
+      </w:r>
+      <w:r>
+        <w:t>t</w:t>
+      </w:r>
+      <w:r>
+        <w:t xml:space="preserve"> are based on the </w:t>
       </w:r>
       <w:hyperlink r:id="rId12">
         <w:r>
@@ -813,7 +839,16 @@
         <w:ind w:left="-5" w:right="4"/>
       </w:pPr>
       <w:r>
-        <w:t xml:space="preserve">Thus, in this lab we will use Python and Turtle to simulate </w:t>
+        <w:t>I</w:t>
+      </w:r>
+      <w:r>
+        <w:t>n this lab</w:t>
+      </w:r>
+      <w:r>
+        <w:t>,</w:t>
+      </w:r>
+      <w:r>
+        <w:t xml:space="preserve"> we will use Python and Turtle to simulate </w:t>
       </w:r>
       <w:r>
         <w:rPr>
@@ -847,6 +882,7 @@
           <w:b/>
           <w:bCs/>
         </w:rPr>
+        <w:lastRenderedPageBreak/>
         <w:t>Qu 1.</w:t>
       </w:r>
       <w:r>
@@ -895,18 +931,27 @@
       <w:r>
         <w:t xml:space="preserve">Create your program file, </w:t>
       </w:r>
-      <w:r>
-        <w:rPr>
-          <w:rStyle w:val="code"/>
-        </w:rPr>
-        <w:t>randomWalk.py</w:t>
-      </w:r>
+      <w:proofErr w:type="spellStart"/>
+      <w:r>
+        <w:rPr>
+          <w:rStyle w:val="code"/>
+        </w:rPr>
+        <w:t>random_walk</w:t>
+      </w:r>
+      <w:r>
+        <w:rPr>
+          <w:rStyle w:val="code"/>
+        </w:rPr>
+        <w:t>.py</w:t>
+      </w:r>
+      <w:proofErr w:type="spellEnd"/>
       <w:r>
         <w:t>.</w:t>
       </w:r>
       <w:r>
         <w:t xml:space="preserve"> Do not use the </w:t>
       </w:r>
+      <w:proofErr w:type="spellStart"/>
       <w:r>
         <w:rPr>
           <w:rStyle w:val="code"/>
@@ -919,6 +964,7 @@
         </w:rPr>
         <w:t>.py</w:t>
       </w:r>
+      <w:proofErr w:type="spellEnd"/>
       <w:r>
         <w:rPr>
           <w:rStyle w:val="code"/>
@@ -958,23 +1004,39 @@
       <w:r>
         <w:t xml:space="preserve">of your </w:t>
       </w:r>
-      <w:r>
-        <w:rPr>
-          <w:rStyle w:val="code"/>
-        </w:rPr>
-        <w:t>randomWalk.py</w:t>
-      </w:r>
+      <w:proofErr w:type="spellStart"/>
+      <w:r>
+        <w:rPr>
+          <w:rStyle w:val="code"/>
+        </w:rPr>
+        <w:t>random_walk</w:t>
+      </w:r>
+      <w:r>
+        <w:rPr>
+          <w:rStyle w:val="code"/>
+        </w:rPr>
+        <w:t>.py</w:t>
+      </w:r>
+      <w:proofErr w:type="spellEnd"/>
       <w:r>
         <w:t xml:space="preserve"> file.</w:t>
       </w:r>
       <w:r>
         <w:t xml:space="preserve"> Write a function </w:t>
       </w:r>
-      <w:r>
-        <w:rPr>
-          <w:rStyle w:val="code"/>
-        </w:rPr>
-        <w:t>do_random_walk(t)</w:t>
+      <w:proofErr w:type="spellStart"/>
+      <w:r>
+        <w:rPr>
+          <w:rStyle w:val="code"/>
+        </w:rPr>
+        <w:t>do_random_walk</w:t>
+      </w:r>
+      <w:proofErr w:type="spellEnd"/>
+      <w:r>
+        <w:rPr>
+          <w:rStyle w:val="code"/>
+        </w:rPr>
+        <w:t>(t)</w:t>
       </w:r>
       <w:r>
         <w:t>. This function has a single parameter</w:t>
@@ -1028,12 +1090,14 @@
       <w:r>
         <w:t xml:space="preserve"> Generalize the </w:t>
       </w:r>
+      <w:proofErr w:type="spellStart"/>
       <w:r>
         <w:rPr>
           <w:rStyle w:val="code"/>
         </w:rPr>
         <w:t>do_random_walk</w:t>
       </w:r>
+      <w:proofErr w:type="spellEnd"/>
       <w:r>
         <w:t xml:space="preserve"> function. Add parameters representing the number of steps and the step length. As always, test to verify that it is working before going on. This should be done at every stage of the development process, but will not be explicitly mentioned in the remainder of the lab.</w:t>
       </w:r>
@@ -1062,11 +1126,47 @@
       <w:r>
         <w:t xml:space="preserve"> </w:t>
       </w:r>
-      <w:r>
-        <w:rPr>
-          <w:rStyle w:val="code"/>
-        </w:rPr>
-        <w:t>print_walk_distance(t, num_steps, step_length)</w:t>
+      <w:proofErr w:type="spellStart"/>
+      <w:r>
+        <w:rPr>
+          <w:rStyle w:val="code"/>
+        </w:rPr>
+        <w:t>print_walk_distance</w:t>
+      </w:r>
+      <w:proofErr w:type="spellEnd"/>
+      <w:r>
+        <w:rPr>
+          <w:rStyle w:val="code"/>
+        </w:rPr>
+        <w:t xml:space="preserve">(t, </w:t>
+      </w:r>
+      <w:proofErr w:type="spellStart"/>
+      <w:r>
+        <w:rPr>
+          <w:rStyle w:val="code"/>
+        </w:rPr>
+        <w:t>num_steps</w:t>
+      </w:r>
+      <w:proofErr w:type="spellEnd"/>
+      <w:r>
+        <w:rPr>
+          <w:rStyle w:val="code"/>
+        </w:rPr>
+        <w:t xml:space="preserve">, </w:t>
+      </w:r>
+      <w:proofErr w:type="spellStart"/>
+      <w:r>
+        <w:rPr>
+          <w:rStyle w:val="code"/>
+        </w:rPr>
+        <w:t>step_length</w:t>
+      </w:r>
+      <w:proofErr w:type="spellEnd"/>
+      <w:r>
+        <w:rPr>
+          <w:rStyle w:val="code"/>
+        </w:rPr>
+        <w:t>)</w:t>
       </w:r>
       <w:r>
         <w:t xml:space="preserve">. This function prints the </w:t>
@@ -1089,21 +1189,31 @@
       <w:r>
         <w:t xml:space="preserve"> method from the turtle module, which you should read about in the online documentation. When testing, try a few very long walks of 1000 steps or more. You can make these run more quickly by adding the following statement near the start of your top-level code: </w:t>
       </w:r>
-      <w:r>
-        <w:rPr>
-          <w:rStyle w:val="code"/>
-        </w:rPr>
-        <w:t>turtle.tracer(100, 0)</w:t>
+      <w:proofErr w:type="spellStart"/>
+      <w:r>
+        <w:rPr>
+          <w:rStyle w:val="code"/>
+        </w:rPr>
+        <w:t>turtle.tracer</w:t>
+      </w:r>
+      <w:proofErr w:type="spellEnd"/>
+      <w:r>
+        <w:rPr>
+          <w:rStyle w:val="code"/>
+        </w:rPr>
+        <w:t>(100, 0)</w:t>
       </w:r>
       <w:r>
         <w:t xml:space="preserve">. Later on in the lab, continue to adjust the first argument of </w:t>
       </w:r>
+      <w:proofErr w:type="spellStart"/>
       <w:r>
         <w:rPr>
           <w:rStyle w:val="code"/>
         </w:rPr>
         <w:t>turtle.tracer</w:t>
       </w:r>
+      <w:proofErr w:type="spellEnd"/>
       <w:r>
         <w:t xml:space="preserve"> to change the speed of turtle animation. Larger values make it run faster.</w:t>
       </w:r>
@@ -1172,11 +1282,61 @@
       <w:r>
         <w:t xml:space="preserve"> </w:t>
       </w:r>
-      <w:r>
-        <w:rPr>
-          <w:rStyle w:val="code"/>
-        </w:rPr>
-        <w:t>print_average_distance(t, num_steps, step_length, num_walks)</w:t>
+      <w:proofErr w:type="spellStart"/>
+      <w:r>
+        <w:rPr>
+          <w:rStyle w:val="code"/>
+        </w:rPr>
+        <w:t>print_average_distance</w:t>
+      </w:r>
+      <w:proofErr w:type="spellEnd"/>
+      <w:r>
+        <w:rPr>
+          <w:rStyle w:val="code"/>
+        </w:rPr>
+        <w:t xml:space="preserve">(t, </w:t>
+      </w:r>
+      <w:proofErr w:type="spellStart"/>
+      <w:r>
+        <w:rPr>
+          <w:rStyle w:val="code"/>
+        </w:rPr>
+        <w:t>num_steps</w:t>
+      </w:r>
+      <w:proofErr w:type="spellEnd"/>
+      <w:r>
+        <w:rPr>
+          <w:rStyle w:val="code"/>
+        </w:rPr>
+        <w:t xml:space="preserve">, </w:t>
+      </w:r>
+      <w:proofErr w:type="spellStart"/>
+      <w:r>
+        <w:rPr>
+          <w:rStyle w:val="code"/>
+        </w:rPr>
+        <w:t>step_length</w:t>
+      </w:r>
+      <w:proofErr w:type="spellEnd"/>
+      <w:r>
+        <w:rPr>
+          <w:rStyle w:val="code"/>
+        </w:rPr>
+        <w:t xml:space="preserve">, </w:t>
+      </w:r>
+      <w:proofErr w:type="spellStart"/>
+      <w:r>
+        <w:rPr>
+          <w:rStyle w:val="code"/>
+        </w:rPr>
+        <w:t>num_walks</w:t>
+      </w:r>
+      <w:proofErr w:type="spellEnd"/>
+      <w:r>
+        <w:rPr>
+          <w:rStyle w:val="code"/>
+        </w:rPr>
+        <w:t>)</w:t>
       </w:r>
       <w:r>
         <w:t>.</w:t>
@@ -1300,12 +1460,14 @@
       <w:r>
         <w:t xml:space="preserve"> distance of the random walk? It should be possible to form a reasonable hypothesis after a few minutes of experimentation with various calls to the </w:t>
       </w:r>
+      <w:proofErr w:type="spellStart"/>
       <w:r>
         <w:rPr>
           <w:rStyle w:val="code"/>
         </w:rPr>
         <w:t>print_average_distance</w:t>
       </w:r>
+      <w:proofErr w:type="spellEnd"/>
       <w:r>
         <w:t xml:space="preserve"> function. Describe your results and your hypothesis in a paragraph of about 100 words.</w:t>
       </w:r>
@@ -1335,7 +1497,11 @@
         <w:t>straight-line</w:t>
       </w:r>
       <w:r>
-        <w:t xml:space="preserve"> distance of a random walk is proportional to the square root of the number of steps in the walk. Therefore, when we double the number of steps, the </w:t>
+        <w:t xml:space="preserve"> distance of a random walk is proportional to the square root of the number of steps in the walk. Therefore, when we double the number of steps, </w:t>
+      </w:r>
+      <w:r>
+        <w:lastRenderedPageBreak/>
+        <w:t xml:space="preserve">the </w:t>
       </w:r>
       <w:r>
         <w:t>straight-line</w:t>
@@ -1369,7 +1535,16 @@
         </m:rad>
       </m:oMath>
       <w:r>
-        <w:t>, which is 1.41. Is this in reasonable agreement with your answer to the previous question? If not, suggest at least one reason for the discrepancy. One or two sentences are sufficient to answer this question.</w:t>
+        <w:t xml:space="preserve">, which is </w:t>
+      </w:r>
+      <w:r>
+        <w:t xml:space="preserve"> </w:t>
+      </w:r>
+      <w:r>
+        <w:t xml:space="preserve">approximately </w:t>
+      </w:r>
+      <w:r>
+        <w:t>1.41. Is this in reasonable agreement with your answer to the previous question? If not, suggest at least one reason for the discrepancy. One or two sentences are sufficient to answer this question.</w:t>
       </w:r>
     </w:p>
     <w:p>
@@ -1396,6 +1571,7 @@
       <w:r>
         <w:t xml:space="preserve"> function </w:t>
       </w:r>
+      <w:proofErr w:type="spellStart"/>
       <w:r>
         <w:rPr>
           <w:rStyle w:val="code"/>
@@ -1403,6 +1579,7 @@
         </w:rPr>
         <w:t>graph_average_distances</w:t>
       </w:r>
+      <w:proofErr w:type="spellEnd"/>
       <w:r>
         <w:t xml:space="preserve"> given at the end of this lab. You will also need the following import statement at the top of your file: </w:t>
       </w:r>
@@ -1410,17 +1587,41 @@
         <w:rPr>
           <w:rStyle w:val="code"/>
         </w:rPr>
-        <w:t>import matplotlib.pyplot as plt</w:t>
-      </w:r>
+        <w:t xml:space="preserve">import </w:t>
+      </w:r>
+      <w:proofErr w:type="spellStart"/>
+      <w:r>
+        <w:rPr>
+          <w:rStyle w:val="code"/>
+        </w:rPr>
+        <w:t>matplotlib.pyplot</w:t>
+      </w:r>
+      <w:proofErr w:type="spellEnd"/>
+      <w:r>
+        <w:rPr>
+          <w:rStyle w:val="code"/>
+        </w:rPr>
+        <w:t xml:space="preserve"> as </w:t>
+      </w:r>
+      <w:proofErr w:type="spellStart"/>
+      <w:r>
+        <w:rPr>
+          <w:rStyle w:val="code"/>
+        </w:rPr>
+        <w:t>plt</w:t>
+      </w:r>
+      <w:proofErr w:type="spellEnd"/>
       <w:r>
         <w:t xml:space="preserve">. This requires the external library </w:t>
       </w:r>
+      <w:proofErr w:type="spellStart"/>
       <w:r>
         <w:rPr>
           <w:rStyle w:val="code"/>
         </w:rPr>
         <w:t>matplotlib</w:t>
       </w:r>
+      <w:proofErr w:type="spellEnd"/>
       <w:r>
         <w:t>, and the instructor can explain how to make this available. Execute the function and discuss the results. Does the graph have the expected shape? Record any thoughts in your responses document.</w:t>
       </w:r>
@@ -1525,12 +1726,21 @@
         </w:rPr>
         <w:t xml:space="preserve">    </w:t>
       </w:r>
-      <w:r>
-        <w:rPr>
-          <w:rStyle w:val="code"/>
-          <w:szCs w:val="20"/>
-        </w:rPr>
-        <w:t>num_data_pts = 21  # number of data points to be graphed</w:t>
+      <w:proofErr w:type="spellStart"/>
+      <w:r>
+        <w:rPr>
+          <w:rStyle w:val="code"/>
+          <w:szCs w:val="20"/>
+        </w:rPr>
+        <w:t>num_data_pts</w:t>
+      </w:r>
+      <w:proofErr w:type="spellEnd"/>
+      <w:r>
+        <w:rPr>
+          <w:rStyle w:val="code"/>
+          <w:szCs w:val="20"/>
+        </w:rPr>
+        <w:t xml:space="preserve"> = 21  # number of data points to be graphed</w:t>
       </w:r>
     </w:p>
     <w:p>
@@ -1553,7 +1763,23 @@
           <w:rStyle w:val="code"/>
           <w:szCs w:val="20"/>
         </w:rPr>
-        <w:t xml:space="preserve">    step_len = 5  # step length for each random walk simulation</w:t>
+        <w:t xml:space="preserve">    </w:t>
+      </w:r>
+      <w:proofErr w:type="spellStart"/>
+      <w:r>
+        <w:rPr>
+          <w:rStyle w:val="code"/>
+          <w:szCs w:val="20"/>
+        </w:rPr>
+        <w:t>step_len</w:t>
+      </w:r>
+      <w:proofErr w:type="spellEnd"/>
+      <w:r>
+        <w:rPr>
+          <w:rStyle w:val="code"/>
+          <w:szCs w:val="20"/>
+        </w:rPr>
+        <w:t xml:space="preserve"> = 5  # step length for each random walk simulation</w:t>
       </w:r>
     </w:p>
     <w:p>
@@ -1576,7 +1802,23 @@
           <w:rStyle w:val="code"/>
           <w:szCs w:val="20"/>
         </w:rPr>
-        <w:t xml:space="preserve">    num_steps_increase = 50  # Each time we go to a new data point,</w:t>
+        <w:t xml:space="preserve">    </w:t>
+      </w:r>
+      <w:proofErr w:type="spellStart"/>
+      <w:r>
+        <w:rPr>
+          <w:rStyle w:val="code"/>
+          <w:szCs w:val="20"/>
+        </w:rPr>
+        <w:t>num_steps_increase</w:t>
+      </w:r>
+      <w:proofErr w:type="spellEnd"/>
+      <w:r>
+        <w:rPr>
+          <w:rStyle w:val="code"/>
+          <w:szCs w:val="20"/>
+        </w:rPr>
+        <w:t xml:space="preserve"> = 50  # Each time we go to a new data point,</w:t>
       </w:r>
     </w:p>
     <w:p>
@@ -1622,7 +1864,23 @@
           <w:rStyle w:val="code"/>
           <w:szCs w:val="20"/>
         </w:rPr>
-        <w:t xml:space="preserve">    num_trials = 25  # The number of random walks to be averaged for each data point</w:t>
+        <w:t xml:space="preserve">    </w:t>
+      </w:r>
+      <w:proofErr w:type="spellStart"/>
+      <w:r>
+        <w:rPr>
+          <w:rStyle w:val="code"/>
+          <w:szCs w:val="20"/>
+        </w:rPr>
+        <w:t>num_trials</w:t>
+      </w:r>
+      <w:proofErr w:type="spellEnd"/>
+      <w:r>
+        <w:rPr>
+          <w:rStyle w:val="code"/>
+          <w:szCs w:val="20"/>
+        </w:rPr>
+        <w:t xml:space="preserve"> = 25  # The number of random walks to be averaged for each data point</w:t>
       </w:r>
     </w:p>
     <w:p>
@@ -1723,7 +1981,39 @@
           <w:rStyle w:val="code"/>
           <w:szCs w:val="20"/>
         </w:rPr>
-        <w:t xml:space="preserve">    for data_pt in range(num_data_pts):</w:t>
+        <w:t xml:space="preserve">    for </w:t>
+      </w:r>
+      <w:proofErr w:type="spellStart"/>
+      <w:r>
+        <w:rPr>
+          <w:rStyle w:val="code"/>
+          <w:szCs w:val="20"/>
+        </w:rPr>
+        <w:t>data_pt</w:t>
+      </w:r>
+      <w:proofErr w:type="spellEnd"/>
+      <w:r>
+        <w:rPr>
+          <w:rStyle w:val="code"/>
+          <w:szCs w:val="20"/>
+        </w:rPr>
+        <w:t xml:space="preserve"> in range(</w:t>
+      </w:r>
+      <w:proofErr w:type="spellStart"/>
+      <w:r>
+        <w:rPr>
+          <w:rStyle w:val="code"/>
+          <w:szCs w:val="20"/>
+        </w:rPr>
+        <w:t>num_data_pts</w:t>
+      </w:r>
+      <w:proofErr w:type="spellEnd"/>
+      <w:r>
+        <w:rPr>
+          <w:rStyle w:val="code"/>
+          <w:szCs w:val="20"/>
+        </w:rPr>
+        <w:t>):</w:t>
       </w:r>
     </w:p>
     <w:p>
@@ -1746,8 +2036,49 @@
           <w:rStyle w:val="code"/>
           <w:szCs w:val="20"/>
         </w:rPr>
-        <w:t xml:space="preserve">        num_steps = data_pt * num_steps_increase</w:t>
-      </w:r>
+        <w:t xml:space="preserve">        </w:t>
+      </w:r>
+      <w:proofErr w:type="spellStart"/>
+      <w:r>
+        <w:rPr>
+          <w:rStyle w:val="code"/>
+          <w:szCs w:val="20"/>
+        </w:rPr>
+        <w:t>num_steps</w:t>
+      </w:r>
+      <w:proofErr w:type="spellEnd"/>
+      <w:r>
+        <w:rPr>
+          <w:rStyle w:val="code"/>
+          <w:szCs w:val="20"/>
+        </w:rPr>
+        <w:t xml:space="preserve"> = </w:t>
+      </w:r>
+      <w:proofErr w:type="spellStart"/>
+      <w:r>
+        <w:rPr>
+          <w:rStyle w:val="code"/>
+          <w:szCs w:val="20"/>
+        </w:rPr>
+        <w:t>data_pt</w:t>
+      </w:r>
+      <w:proofErr w:type="spellEnd"/>
+      <w:r>
+        <w:rPr>
+          <w:rStyle w:val="code"/>
+          <w:szCs w:val="20"/>
+        </w:rPr>
+        <w:t xml:space="preserve"> * </w:t>
+      </w:r>
+      <w:proofErr w:type="spellStart"/>
+      <w:r>
+        <w:rPr>
+          <w:rStyle w:val="code"/>
+          <w:szCs w:val="20"/>
+        </w:rPr>
+        <w:t>num_steps_increase</w:t>
+      </w:r>
+      <w:proofErr w:type="spellEnd"/>
     </w:p>
     <w:p>
       <w:pPr>
@@ -1769,7 +2100,23 @@
           <w:rStyle w:val="code"/>
           <w:szCs w:val="20"/>
         </w:rPr>
-        <w:t xml:space="preserve">        # Compute average distance for num_trials random walks</w:t>
+        <w:t xml:space="preserve">        # Compute average distance for </w:t>
+      </w:r>
+      <w:proofErr w:type="spellStart"/>
+      <w:r>
+        <w:rPr>
+          <w:rStyle w:val="code"/>
+          <w:szCs w:val="20"/>
+        </w:rPr>
+        <w:t>num_trials</w:t>
+      </w:r>
+      <w:proofErr w:type="spellEnd"/>
+      <w:r>
+        <w:rPr>
+          <w:rStyle w:val="code"/>
+          <w:szCs w:val="20"/>
+        </w:rPr>
+        <w:t xml:space="preserve"> random walks</w:t>
       </w:r>
     </w:p>
     <w:p>
@@ -1792,7 +2139,23 @@
           <w:rStyle w:val="code"/>
           <w:szCs w:val="20"/>
         </w:rPr>
-        <w:t xml:space="preserve">        trial_dist = 0.0</w:t>
+        <w:t xml:space="preserve">        </w:t>
+      </w:r>
+      <w:proofErr w:type="spellStart"/>
+      <w:r>
+        <w:rPr>
+          <w:rStyle w:val="code"/>
+          <w:szCs w:val="20"/>
+        </w:rPr>
+        <w:t>trial_dist</w:t>
+      </w:r>
+      <w:proofErr w:type="spellEnd"/>
+      <w:r>
+        <w:rPr>
+          <w:rStyle w:val="code"/>
+          <w:szCs w:val="20"/>
+        </w:rPr>
+        <w:t xml:space="preserve"> = 0.0</w:t>
       </w:r>
     </w:p>
     <w:p>
@@ -1815,7 +2178,23 @@
           <w:rStyle w:val="code"/>
           <w:szCs w:val="20"/>
         </w:rPr>
-        <w:t xml:space="preserve">        for _ in range(num_trials):</w:t>
+        <w:t xml:space="preserve">        for _ in range(</w:t>
+      </w:r>
+      <w:proofErr w:type="spellStart"/>
+      <w:r>
+        <w:rPr>
+          <w:rStyle w:val="code"/>
+          <w:szCs w:val="20"/>
+        </w:rPr>
+        <w:t>num_trials</w:t>
+      </w:r>
+      <w:proofErr w:type="spellEnd"/>
+      <w:r>
+        <w:rPr>
+          <w:rStyle w:val="code"/>
+          <w:szCs w:val="20"/>
+        </w:rPr>
+        <w:t>):</w:t>
       </w:r>
     </w:p>
     <w:p>
@@ -1838,7 +2217,23 @@
           <w:rStyle w:val="code"/>
           <w:szCs w:val="20"/>
         </w:rPr>
-        <w:t xml:space="preserve">            do_random_walk(</w:t>
+        <w:t xml:space="preserve">            </w:t>
+      </w:r>
+      <w:proofErr w:type="spellStart"/>
+      <w:r>
+        <w:rPr>
+          <w:rStyle w:val="code"/>
+          <w:szCs w:val="20"/>
+        </w:rPr>
+        <w:t>do_random_walk</w:t>
+      </w:r>
+      <w:proofErr w:type="spellEnd"/>
+      <w:r>
+        <w:rPr>
+          <w:rStyle w:val="code"/>
+          <w:szCs w:val="20"/>
+        </w:rPr>
+        <w:t>(</w:t>
       </w:r>
       <w:r>
         <w:rPr>
@@ -1852,7 +2247,39 @@
           <w:rStyle w:val="code"/>
           <w:szCs w:val="20"/>
         </w:rPr>
-        <w:t>, num_steps, step_len)</w:t>
+        <w:t xml:space="preserve">, </w:t>
+      </w:r>
+      <w:proofErr w:type="spellStart"/>
+      <w:r>
+        <w:rPr>
+          <w:rStyle w:val="code"/>
+          <w:szCs w:val="20"/>
+        </w:rPr>
+        <w:t>num_steps</w:t>
+      </w:r>
+      <w:proofErr w:type="spellEnd"/>
+      <w:r>
+        <w:rPr>
+          <w:rStyle w:val="code"/>
+          <w:szCs w:val="20"/>
+        </w:rPr>
+        <w:t xml:space="preserve">, </w:t>
+      </w:r>
+      <w:proofErr w:type="spellStart"/>
+      <w:r>
+        <w:rPr>
+          <w:rStyle w:val="code"/>
+          <w:szCs w:val="20"/>
+        </w:rPr>
+        <w:t>step_len</w:t>
+      </w:r>
+      <w:proofErr w:type="spellEnd"/>
+      <w:r>
+        <w:rPr>
+          <w:rStyle w:val="code"/>
+          <w:szCs w:val="20"/>
+        </w:rPr>
+        <w:t>)</w:t>
       </w:r>
     </w:p>
     <w:p>
@@ -1875,7 +2302,39 @@
           <w:rStyle w:val="code"/>
           <w:szCs w:val="20"/>
         </w:rPr>
-        <w:t xml:space="preserve">            dist = t.distance(0, 0)</w:t>
+        <w:t xml:space="preserve">            </w:t>
+      </w:r>
+      <w:proofErr w:type="spellStart"/>
+      <w:r>
+        <w:rPr>
+          <w:rStyle w:val="code"/>
+          <w:szCs w:val="20"/>
+        </w:rPr>
+        <w:t>dist</w:t>
+      </w:r>
+      <w:proofErr w:type="spellEnd"/>
+      <w:r>
+        <w:rPr>
+          <w:rStyle w:val="code"/>
+          <w:szCs w:val="20"/>
+        </w:rPr>
+        <w:t xml:space="preserve"> = </w:t>
+      </w:r>
+      <w:proofErr w:type="spellStart"/>
+      <w:r>
+        <w:rPr>
+          <w:rStyle w:val="code"/>
+          <w:szCs w:val="20"/>
+        </w:rPr>
+        <w:t>t.distance</w:t>
+      </w:r>
+      <w:proofErr w:type="spellEnd"/>
+      <w:r>
+        <w:rPr>
+          <w:rStyle w:val="code"/>
+          <w:szCs w:val="20"/>
+        </w:rPr>
+        <w:t>(0, 0)</w:t>
       </w:r>
     </w:p>
     <w:p>
@@ -1898,8 +2357,33 @@
           <w:rStyle w:val="code"/>
           <w:szCs w:val="20"/>
         </w:rPr>
-        <w:t xml:space="preserve">            trial_dist += dist</w:t>
-      </w:r>
+        <w:t xml:space="preserve">            </w:t>
+      </w:r>
+      <w:proofErr w:type="spellStart"/>
+      <w:r>
+        <w:rPr>
+          <w:rStyle w:val="code"/>
+          <w:szCs w:val="20"/>
+        </w:rPr>
+        <w:t>trial_dist</w:t>
+      </w:r>
+      <w:proofErr w:type="spellEnd"/>
+      <w:r>
+        <w:rPr>
+          <w:rStyle w:val="code"/>
+          <w:szCs w:val="20"/>
+        </w:rPr>
+        <w:t xml:space="preserve"> += </w:t>
+      </w:r>
+      <w:proofErr w:type="spellStart"/>
+      <w:r>
+        <w:rPr>
+          <w:rStyle w:val="code"/>
+          <w:szCs w:val="20"/>
+        </w:rPr>
+        <w:t>dist</w:t>
+      </w:r>
+      <w:proofErr w:type="spellEnd"/>
     </w:p>
     <w:p>
       <w:pPr>
@@ -1937,8 +2421,49 @@
           <w:rStyle w:val="code"/>
           <w:szCs w:val="20"/>
         </w:rPr>
-        <w:t xml:space="preserve">        avg_dist = trial_dist / num_trials</w:t>
-      </w:r>
+        <w:t xml:space="preserve">        </w:t>
+      </w:r>
+      <w:proofErr w:type="spellStart"/>
+      <w:r>
+        <w:rPr>
+          <w:rStyle w:val="code"/>
+          <w:szCs w:val="20"/>
+        </w:rPr>
+        <w:t>avg_dist</w:t>
+      </w:r>
+      <w:proofErr w:type="spellEnd"/>
+      <w:r>
+        <w:rPr>
+          <w:rStyle w:val="code"/>
+          <w:szCs w:val="20"/>
+        </w:rPr>
+        <w:t xml:space="preserve"> = </w:t>
+      </w:r>
+      <w:proofErr w:type="spellStart"/>
+      <w:r>
+        <w:rPr>
+          <w:rStyle w:val="code"/>
+          <w:szCs w:val="20"/>
+        </w:rPr>
+        <w:t>trial_dist</w:t>
+      </w:r>
+      <w:proofErr w:type="spellEnd"/>
+      <w:r>
+        <w:rPr>
+          <w:rStyle w:val="code"/>
+          <w:szCs w:val="20"/>
+        </w:rPr>
+        <w:t xml:space="preserve"> / </w:t>
+      </w:r>
+      <w:proofErr w:type="spellStart"/>
+      <w:r>
+        <w:rPr>
+          <w:rStyle w:val="code"/>
+          <w:szCs w:val="20"/>
+        </w:rPr>
+        <w:t>num_trials</w:t>
+      </w:r>
+      <w:proofErr w:type="spellEnd"/>
     </w:p>
     <w:p>
       <w:pPr>
@@ -1999,7 +2524,39 @@
           <w:rStyle w:val="code"/>
           <w:szCs w:val="20"/>
         </w:rPr>
-        <w:t xml:space="preserve">        x.append(num_steps)</w:t>
+        <w:t xml:space="preserve">        </w:t>
+      </w:r>
+      <w:proofErr w:type="spellStart"/>
+      <w:r>
+        <w:rPr>
+          <w:rStyle w:val="code"/>
+          <w:szCs w:val="20"/>
+        </w:rPr>
+        <w:t>x.append</w:t>
+      </w:r>
+      <w:proofErr w:type="spellEnd"/>
+      <w:r>
+        <w:rPr>
+          <w:rStyle w:val="code"/>
+          <w:szCs w:val="20"/>
+        </w:rPr>
+        <w:t>(</w:t>
+      </w:r>
+      <w:proofErr w:type="spellStart"/>
+      <w:r>
+        <w:rPr>
+          <w:rStyle w:val="code"/>
+          <w:szCs w:val="20"/>
+        </w:rPr>
+        <w:t>num_steps</w:t>
+      </w:r>
+      <w:proofErr w:type="spellEnd"/>
+      <w:r>
+        <w:rPr>
+          <w:rStyle w:val="code"/>
+          <w:szCs w:val="20"/>
+        </w:rPr>
+        <w:t>)</w:t>
       </w:r>
     </w:p>
     <w:p>
@@ -2022,7 +2579,39 @@
           <w:rStyle w:val="code"/>
           <w:szCs w:val="20"/>
         </w:rPr>
-        <w:t xml:space="preserve">        y.append(avg_dist)</w:t>
+        <w:t xml:space="preserve">        </w:t>
+      </w:r>
+      <w:proofErr w:type="spellStart"/>
+      <w:r>
+        <w:rPr>
+          <w:rStyle w:val="code"/>
+          <w:szCs w:val="20"/>
+        </w:rPr>
+        <w:t>y.append</w:t>
+      </w:r>
+      <w:proofErr w:type="spellEnd"/>
+      <w:r>
+        <w:rPr>
+          <w:rStyle w:val="code"/>
+          <w:szCs w:val="20"/>
+        </w:rPr>
+        <w:t>(</w:t>
+      </w:r>
+      <w:proofErr w:type="spellStart"/>
+      <w:r>
+        <w:rPr>
+          <w:rStyle w:val="code"/>
+          <w:szCs w:val="20"/>
+        </w:rPr>
+        <w:t>avg_dist</w:t>
+      </w:r>
+      <w:proofErr w:type="spellEnd"/>
+      <w:r>
+        <w:rPr>
+          <w:rStyle w:val="code"/>
+          <w:szCs w:val="20"/>
+        </w:rPr>
+        <w:t>)</w:t>
       </w:r>
     </w:p>
     <w:p>
@@ -2121,12 +2710,21 @@
         </w:rPr>
         <w:t xml:space="preserve">    </w:t>
       </w:r>
-      <w:r>
-        <w:rPr>
-          <w:rStyle w:val="code"/>
-          <w:szCs w:val="20"/>
-        </w:rPr>
-        <w:t>plt.title('random walk distances')</w:t>
+      <w:proofErr w:type="spellStart"/>
+      <w:r>
+        <w:rPr>
+          <w:rStyle w:val="code"/>
+          <w:szCs w:val="20"/>
+        </w:rPr>
+        <w:t>plt.title</w:t>
+      </w:r>
+      <w:proofErr w:type="spellEnd"/>
+      <w:r>
+        <w:rPr>
+          <w:rStyle w:val="code"/>
+          <w:szCs w:val="20"/>
+        </w:rPr>
+        <w:t>('random walk distances')</w:t>
       </w:r>
     </w:p>
     <w:p>
@@ -2149,7 +2747,23 @@
           <w:rStyle w:val="code"/>
           <w:szCs w:val="20"/>
         </w:rPr>
-        <w:t xml:space="preserve">    plt.xlabel('number of steps')</w:t>
+        <w:t xml:space="preserve">    </w:t>
+      </w:r>
+      <w:proofErr w:type="spellStart"/>
+      <w:r>
+        <w:rPr>
+          <w:rStyle w:val="code"/>
+          <w:szCs w:val="20"/>
+        </w:rPr>
+        <w:t>plt.xlabel</w:t>
+      </w:r>
+      <w:proofErr w:type="spellEnd"/>
+      <w:r>
+        <w:rPr>
+          <w:rStyle w:val="code"/>
+          <w:szCs w:val="20"/>
+        </w:rPr>
+        <w:t>('number of steps')</w:t>
       </w:r>
     </w:p>
     <w:p>
@@ -2172,7 +2786,39 @@
           <w:rStyle w:val="code"/>
           <w:szCs w:val="20"/>
         </w:rPr>
-        <w:t xml:space="preserve">    plt.ylabel('avg distance from starting point')</w:t>
+        <w:t xml:space="preserve">    </w:t>
+      </w:r>
+      <w:proofErr w:type="spellStart"/>
+      <w:r>
+        <w:rPr>
+          <w:rStyle w:val="code"/>
+          <w:szCs w:val="20"/>
+        </w:rPr>
+        <w:t>plt.ylabel</w:t>
+      </w:r>
+      <w:proofErr w:type="spellEnd"/>
+      <w:r>
+        <w:rPr>
+          <w:rStyle w:val="code"/>
+          <w:szCs w:val="20"/>
+        </w:rPr>
+        <w:t>('</w:t>
+      </w:r>
+      <w:proofErr w:type="spellStart"/>
+      <w:r>
+        <w:rPr>
+          <w:rStyle w:val="code"/>
+          <w:szCs w:val="20"/>
+        </w:rPr>
+        <w:t>avg</w:t>
+      </w:r>
+      <w:proofErr w:type="spellEnd"/>
+      <w:r>
+        <w:rPr>
+          <w:rStyle w:val="code"/>
+          <w:szCs w:val="20"/>
+        </w:rPr>
+        <w:t xml:space="preserve"> distance from starting point')</w:t>
       </w:r>
     </w:p>
     <w:p>
@@ -2195,7 +2841,23 @@
           <w:rStyle w:val="code"/>
           <w:szCs w:val="20"/>
         </w:rPr>
-        <w:t xml:space="preserve">    plt.grid(True)</w:t>
+        <w:t xml:space="preserve">    </w:t>
+      </w:r>
+      <w:proofErr w:type="spellStart"/>
+      <w:r>
+        <w:rPr>
+          <w:rStyle w:val="code"/>
+          <w:szCs w:val="20"/>
+        </w:rPr>
+        <w:t>plt.grid</w:t>
+      </w:r>
+      <w:proofErr w:type="spellEnd"/>
+      <w:r>
+        <w:rPr>
+          <w:rStyle w:val="code"/>
+          <w:szCs w:val="20"/>
+        </w:rPr>
+        <w:t>(True)</w:t>
       </w:r>
     </w:p>
     <w:p>
@@ -2218,7 +2880,23 @@
           <w:rStyle w:val="code"/>
           <w:szCs w:val="20"/>
         </w:rPr>
-        <w:t xml:space="preserve">    plt.plot(x, y, 'r.')  # plot with red dots</w:t>
+        <w:t xml:space="preserve">    </w:t>
+      </w:r>
+      <w:proofErr w:type="spellStart"/>
+      <w:r>
+        <w:rPr>
+          <w:rStyle w:val="code"/>
+          <w:szCs w:val="20"/>
+        </w:rPr>
+        <w:t>plt.plot</w:t>
+      </w:r>
+      <w:proofErr w:type="spellEnd"/>
+      <w:r>
+        <w:rPr>
+          <w:rStyle w:val="code"/>
+          <w:szCs w:val="20"/>
+        </w:rPr>
+        <w:t>(x, y, 'r.')  # plot with red dots</w:t>
       </w:r>
     </w:p>
     <w:p>
@@ -2241,7 +2919,23 @@
           <w:rStyle w:val="code"/>
           <w:szCs w:val="20"/>
         </w:rPr>
-        <w:t xml:space="preserve">    plt.show()</w:t>
+        <w:t xml:space="preserve">    </w:t>
+      </w:r>
+      <w:proofErr w:type="spellStart"/>
+      <w:r>
+        <w:rPr>
+          <w:rStyle w:val="code"/>
+          <w:szCs w:val="20"/>
+        </w:rPr>
+        <w:t>plt.show</w:t>
+      </w:r>
+      <w:proofErr w:type="spellEnd"/>
+      <w:r>
+        <w:rPr>
+          <w:rStyle w:val="code"/>
+          <w:szCs w:val="20"/>
+        </w:rPr>
+        <w:t>()</w:t>
       </w:r>
     </w:p>
     <w:p>
@@ -2269,7 +2963,31 @@
         <w:t>Acknowledgment.</w:t>
       </w:r>
       <w:r>
-        <w:t xml:space="preserve"> This lab was originally authored by Grant Braught. It was adapted and edited by Lev Fruchter and John MacCormick.</w:t>
+        <w:t xml:space="preserve"> This lab was originally authored by Grant </w:t>
+      </w:r>
+      <w:proofErr w:type="spellStart"/>
+      <w:r>
+        <w:t>Braught</w:t>
+      </w:r>
+      <w:proofErr w:type="spellEnd"/>
+      <w:r>
+        <w:t xml:space="preserve">. It was adapted and edited by Lev </w:t>
+      </w:r>
+      <w:proofErr w:type="spellStart"/>
+      <w:r>
+        <w:t>Fruchter</w:t>
+      </w:r>
+      <w:proofErr w:type="spellEnd"/>
+      <w:r>
+        <w:t xml:space="preserve"> and John </w:t>
+      </w:r>
+      <w:proofErr w:type="spellStart"/>
+      <w:r>
+        <w:t>MacCormick</w:t>
+      </w:r>
+      <w:proofErr w:type="spellEnd"/>
+      <w:r>
+        <w:t>.</w:t>
       </w:r>
     </w:p>
     <w:p>
@@ -3519,6 +4237,7 @@
 <ds:datastoreItem xmlns:ds="http://schemas.openxmlformats.org/officeDocument/2006/customXml" ds:itemID="{99A8090D-8576-4FA2-9686-BF965E240650}">
   <ds:schemaRefs>
     <ds:schemaRef ds:uri="http://schemas.openxmlformats.org/officeDocument/2006/bibliography"/>
+    <ds:schemaRef ds:uri="http://www.w3.org/2000/xmlns/"/>
   </ds:schemaRefs>
 </ds:datastoreItem>
 </file>